--- a/05_ARTEFACTOS_DE_CODIGO/ES/WORD/05_Artefactos_De_Codigo.docx
+++ b/05_ARTEFACTOS_DE_CODIGO/ES/WORD/05_Artefactos_De_Codigo.docx
@@ -335,7 +335,7 @@
           <w:i/>
           <w:iCs/>
         </w:rPr>
-        <w:t xml:space="preserve">, corte 15 de octubre de 2026)</w:t>
+        <w:t xml:space="preserve">, corte 16 de octubre de 2026)</w:t>
       </w:r>
     </w:p>
     <w:tbl>
@@ -446,29 +446,29 @@
               <w:pStyle w:val="Compact"/>
             </w:pPr>
             <w:r>
-              <w:t xml:space="preserve">Angular 21.2.7, TypeScript 5.9</w:t>
-            </w:r>
-          </w:p>
-        </w:tc>
-        <w:tc>
-          <w:tcPr/>
-          <w:p>
-            <w:pPr>
-              <w:pStyle w:val="Compact"/>
-            </w:pPr>
-            <w:r>
-              <w:t xml:space="preserve">324</w:t>
-            </w:r>
-          </w:p>
-        </w:tc>
-        <w:tc>
-          <w:tcPr/>
-          <w:p>
-            <w:pPr>
-              <w:pStyle w:val="Compact"/>
-            </w:pPr>
-            <w:r>
-              <w:t xml:space="preserve">2026-10-15</w:t>
+              <w:t xml:space="preserve">Angular 21.2.25, TypeScript 5.9</w:t>
+            </w:r>
+          </w:p>
+        </w:tc>
+        <w:tc>
+          <w:tcPr/>
+          <w:p>
+            <w:pPr>
+              <w:pStyle w:val="Compact"/>
+            </w:pPr>
+            <w:r>
+              <w:t xml:space="preserve">395</w:t>
+            </w:r>
+          </w:p>
+        </w:tc>
+        <w:tc>
+          <w:tcPr/>
+          <w:p>
+            <w:pPr>
+              <w:pStyle w:val="Compact"/>
+            </w:pPr>
+            <w:r>
+              <w:t xml:space="preserve">2026-10-16</w:t>
             </w:r>
           </w:p>
         </w:tc>
@@ -519,18 +519,18 @@
               <w:pStyle w:val="Compact"/>
             </w:pPr>
             <w:r>
-              <w:t xml:space="preserve">125</w:t>
-            </w:r>
-          </w:p>
-        </w:tc>
-        <w:tc>
-          <w:tcPr/>
-          <w:p>
-            <w:pPr>
-              <w:pStyle w:val="Compact"/>
-            </w:pPr>
-            <w:r>
-              <w:t xml:space="preserve">2026-10-15</w:t>
+              <w:t xml:space="preserve">173</w:t>
+            </w:r>
+          </w:p>
+        </w:tc>
+        <w:tc>
+          <w:tcPr/>
+          <w:p>
+            <w:pPr>
+              <w:pStyle w:val="Compact"/>
+            </w:pPr>
+            <w:r>
+              <w:t xml:space="preserve">2026-10-16</w:t>
             </w:r>
           </w:p>
         </w:tc>
@@ -581,18 +581,18 @@
               <w:pStyle w:val="Compact"/>
             </w:pPr>
             <w:r>
-              <w:t xml:space="preserve">27</w:t>
-            </w:r>
-          </w:p>
-        </w:tc>
-        <w:tc>
-          <w:tcPr/>
-          <w:p>
-            <w:pPr>
-              <w:pStyle w:val="Compact"/>
-            </w:pPr>
-            <w:r>
-              <w:t xml:space="preserve">2026-10-14</w:t>
+              <w:t xml:space="preserve">57</w:t>
+            </w:r>
+          </w:p>
+        </w:tc>
+        <w:tc>
+          <w:tcPr/>
+          <w:p>
+            <w:pPr>
+              <w:pStyle w:val="Compact"/>
+            </w:pPr>
+            <w:r>
+              <w:t xml:space="preserve">2026-10-16</w:t>
             </w:r>
           </w:p>
         </w:tc>
@@ -705,18 +705,18 @@
               <w:pStyle w:val="Compact"/>
             </w:pPr>
             <w:r>
-              <w:t xml:space="preserve">38</w:t>
-            </w:r>
-          </w:p>
-        </w:tc>
-        <w:tc>
-          <w:tcPr/>
-          <w:p>
-            <w:pPr>
-              <w:pStyle w:val="Compact"/>
-            </w:pPr>
-            <w:r>
-              <w:t xml:space="preserve">2026-10-15</w:t>
+              <w:t xml:space="preserve">48</w:t>
+            </w:r>
+          </w:p>
+        </w:tc>
+        <w:tc>
+          <w:tcPr/>
+          <w:p>
+            <w:pPr>
+              <w:pStyle w:val="Compact"/>
+            </w:pPr>
+            <w:r>
+              <w:t xml:space="preserve">2026-10-16</w:t>
             </w:r>
           </w:p>
         </w:tc>
@@ -767,18 +767,18 @@
               <w:pStyle w:val="Compact"/>
             </w:pPr>
             <w:r>
-              <w:t xml:space="preserve">14</w:t>
-            </w:r>
-          </w:p>
-        </w:tc>
-        <w:tc>
-          <w:tcPr/>
-          <w:p>
-            <w:pPr>
-              <w:pStyle w:val="Compact"/>
-            </w:pPr>
-            <w:r>
-              <w:t xml:space="preserve">2026-10-05</w:t>
+              <w:t xml:space="preserve">16</w:t>
+            </w:r>
+          </w:p>
+        </w:tc>
+        <w:tc>
+          <w:tcPr/>
+          <w:p>
+            <w:pPr>
+              <w:pStyle w:val="Compact"/>
+            </w:pPr>
+            <w:r>
+              <w:t xml:space="preserve">2026-10-16</w:t>
             </w:r>
           </w:p>
         </w:tc>
@@ -829,18 +829,18 @@
               <w:pStyle w:val="Compact"/>
             </w:pPr>
             <w:r>
-              <w:t xml:space="preserve">40</w:t>
-            </w:r>
-          </w:p>
-        </w:tc>
-        <w:tc>
-          <w:tcPr/>
-          <w:p>
-            <w:pPr>
-              <w:pStyle w:val="Compact"/>
-            </w:pPr>
-            <w:r>
-              <w:t xml:space="preserve">2026-10-15</w:t>
+              <w:t xml:space="preserve">44</w:t>
+            </w:r>
+          </w:p>
+        </w:tc>
+        <w:tc>
+          <w:tcPr/>
+          <w:p>
+            <w:pPr>
+              <w:pStyle w:val="Compact"/>
+            </w:pPr>
+            <w:r>
+              <w:t xml:space="preserve">2026-10-16</w:t>
             </w:r>
           </w:p>
         </w:tc>
@@ -891,18 +891,18 @@
               <w:pStyle w:val="Compact"/>
             </w:pPr>
             <w:r>
-              <w:t xml:space="preserve">25</w:t>
-            </w:r>
-          </w:p>
-        </w:tc>
-        <w:tc>
-          <w:tcPr/>
-          <w:p>
-            <w:pPr>
-              <w:pStyle w:val="Compact"/>
-            </w:pPr>
-            <w:r>
-              <w:t xml:space="preserve">2026-10-15</w:t>
+              <w:t xml:space="preserve">34</w:t>
+            </w:r>
+          </w:p>
+        </w:tc>
+        <w:tc>
+          <w:tcPr/>
+          <w:p>
+            <w:pPr>
+              <w:pStyle w:val="Compact"/>
+            </w:pPr>
+            <w:r>
+              <w:t xml:space="preserve">2026-10-16</w:t>
             </w:r>
           </w:p>
         </w:tc>
@@ -953,18 +953,18 @@
               <w:pStyle w:val="Compact"/>
             </w:pPr>
             <w:r>
-              <w:t xml:space="preserve">33</w:t>
-            </w:r>
-          </w:p>
-        </w:tc>
-        <w:tc>
-          <w:tcPr/>
-          <w:p>
-            <w:pPr>
-              <w:pStyle w:val="Compact"/>
-            </w:pPr>
-            <w:r>
-              <w:t xml:space="preserve">2026-10-14</w:t>
+              <w:t xml:space="preserve">38</w:t>
+            </w:r>
+          </w:p>
+        </w:tc>
+        <w:tc>
+          <w:tcPr/>
+          <w:p>
+            <w:pPr>
+              <w:pStyle w:val="Compact"/>
+            </w:pPr>
+            <w:r>
+              <w:t xml:space="preserve">2026-10-16</w:t>
             </w:r>
           </w:p>
         </w:tc>
@@ -1015,18 +1015,18 @@
               <w:pStyle w:val="Compact"/>
             </w:pPr>
             <w:r>
-              <w:t xml:space="preserve">24</w:t>
-            </w:r>
-          </w:p>
-        </w:tc>
-        <w:tc>
-          <w:tcPr/>
-          <w:p>
-            <w:pPr>
-              <w:pStyle w:val="Compact"/>
-            </w:pPr>
-            <w:r>
-              <w:t xml:space="preserve">2026-10-14</w:t>
+              <w:t xml:space="preserve">33</w:t>
+            </w:r>
+          </w:p>
+        </w:tc>
+        <w:tc>
+          <w:tcPr/>
+          <w:p>
+            <w:pPr>
+              <w:pStyle w:val="Compact"/>
+            </w:pPr>
+            <w:r>
+              <w:t xml:space="preserve">2026-10-16</w:t>
             </w:r>
           </w:p>
         </w:tc>
@@ -2316,7 +2316,7 @@
               <w:pStyle w:val="Compact"/>
             </w:pPr>
             <w:r>
-              <w:t xml:space="preserve">21.2.7</w:t>
+              <w:t xml:space="preserve">21.2.25 (Material y CDK 21.2.14)</w:t>
             </w:r>
           </w:p>
         </w:tc>
@@ -2504,7 +2504,7 @@
               <w:pStyle w:val="Compact"/>
             </w:pPr>
             <w:r>
-              <w:t xml:space="preserve">^0.18.5, ^2.0.5</w:t>
+              <w:t xml:space="preserve">0.20.3 (CDN de SheetJS), ^2.0.5</w:t>
             </w:r>
           </w:p>
         </w:tc>
@@ -2855,7 +2855,7 @@
         <w:pStyle w:val="BodyText"/>
       </w:pPr>
       <w:r>
-        <w:t xml:space="preserve">Según el SRS v6 (RNF-008), la web debe funcionar en las versiones vigentes de Chrome, Firefox y Edge y ser usable desde 360 px de ancho.</w:t>
+        <w:t xml:space="preserve">Según el SRS v7 (RNF-008), la web debe funcionar en las versiones vigentes de Chrome, Firefox y Edge y ser usable desde 360 px de ancho.</w:t>
       </w:r>
     </w:p>
     <w:bookmarkEnd w:id="34"/>
@@ -6304,7 +6304,7 @@
       <w:color w:themeColor="accent1" w:themeShade="BF" w:val="365F91"/>
     </w:rPr>
   </w:style>
-  <w:style w:type="paragraph" w:customStyle="1" w:styleId="SourceCode">
+  <w:style w:customStyle="1" w:styleId="SourceCode" w:type="paragraph">
     <w:name w:val="Source Code"/>
     <w:basedOn w:val="Normal"/>
     <w:link w:val="VerbatimChar"/>
@@ -6312,7 +6312,7 @@
       <w:wordWrap w:val="off"/>
     </w:pPr>
   </w:style>
-  <w:style w:type="character" w:customStyle="1" w:styleId="KeywordTok">
+  <w:style w:customStyle="1" w:styleId="KeywordTok" w:type="character">
     <w:name w:val="KeywordTok"/>
     <w:basedOn w:val="VerbatimChar"/>
     <w:rPr>
@@ -6320,77 +6320,77 @@
       <w:color w:val="007020"/>
     </w:rPr>
   </w:style>
-  <w:style w:type="character" w:customStyle="1" w:styleId="DataTypeTok">
+  <w:style w:customStyle="1" w:styleId="DataTypeTok" w:type="character">
     <w:name w:val="DataTypeTok"/>
     <w:basedOn w:val="VerbatimChar"/>
     <w:rPr>
       <w:color w:val="902000"/>
     </w:rPr>
   </w:style>
-  <w:style w:type="character" w:customStyle="1" w:styleId="DecValTok">
+  <w:style w:customStyle="1" w:styleId="DecValTok" w:type="character">
     <w:name w:val="DecValTok"/>
     <w:basedOn w:val="VerbatimChar"/>
     <w:rPr>
       <w:color w:val="40a070"/>
     </w:rPr>
   </w:style>
-  <w:style w:type="character" w:customStyle="1" w:styleId="BaseNTok">
+  <w:style w:customStyle="1" w:styleId="BaseNTok" w:type="character">
     <w:name w:val="BaseNTok"/>
     <w:basedOn w:val="VerbatimChar"/>
     <w:rPr>
       <w:color w:val="40a070"/>
     </w:rPr>
   </w:style>
-  <w:style w:type="character" w:customStyle="1" w:styleId="FloatTok">
+  <w:style w:customStyle="1" w:styleId="FloatTok" w:type="character">
     <w:name w:val="FloatTok"/>
     <w:basedOn w:val="VerbatimChar"/>
     <w:rPr>
       <w:color w:val="40a070"/>
     </w:rPr>
   </w:style>
-  <w:style w:type="character" w:customStyle="1" w:styleId="ConstantTok">
+  <w:style w:customStyle="1" w:styleId="ConstantTok" w:type="character">
     <w:name w:val="ConstantTok"/>
     <w:basedOn w:val="VerbatimChar"/>
     <w:rPr>
       <w:color w:val="880000"/>
     </w:rPr>
   </w:style>
-  <w:style w:type="character" w:customStyle="1" w:styleId="CharTok">
+  <w:style w:customStyle="1" w:styleId="CharTok" w:type="character">
     <w:name w:val="CharTok"/>
     <w:basedOn w:val="VerbatimChar"/>
     <w:rPr>
       <w:color w:val="4070a0"/>
     </w:rPr>
   </w:style>
-  <w:style w:type="character" w:customStyle="1" w:styleId="SpecialCharTok">
+  <w:style w:customStyle="1" w:styleId="SpecialCharTok" w:type="character">
     <w:name w:val="SpecialCharTok"/>
     <w:basedOn w:val="VerbatimChar"/>
     <w:rPr>
       <w:color w:val="4070a0"/>
     </w:rPr>
   </w:style>
-  <w:style w:type="character" w:customStyle="1" w:styleId="StringTok">
+  <w:style w:customStyle="1" w:styleId="StringTok" w:type="character">
     <w:name w:val="StringTok"/>
     <w:basedOn w:val="VerbatimChar"/>
     <w:rPr>
       <w:color w:val="4070a0"/>
     </w:rPr>
   </w:style>
-  <w:style w:type="character" w:customStyle="1" w:styleId="VerbatimStringTok">
+  <w:style w:customStyle="1" w:styleId="VerbatimStringTok" w:type="character">
     <w:name w:val="VerbatimStringTok"/>
     <w:basedOn w:val="VerbatimChar"/>
     <w:rPr>
       <w:color w:val="4070a0"/>
     </w:rPr>
   </w:style>
-  <w:style w:type="character" w:customStyle="1" w:styleId="SpecialStringTok">
+  <w:style w:customStyle="1" w:styleId="SpecialStringTok" w:type="character">
     <w:name w:val="SpecialStringTok"/>
     <w:basedOn w:val="VerbatimChar"/>
     <w:rPr>
       <w:color w:val="bb6688"/>
     </w:rPr>
   </w:style>
-  <w:style w:type="character" w:customStyle="1" w:styleId="ImportTok">
+  <w:style w:customStyle="1" w:styleId="ImportTok" w:type="character">
     <w:name w:val="ImportTok"/>
     <w:basedOn w:val="VerbatimChar"/>
     <w:rPr>
@@ -6398,7 +6398,7 @@
       <w:color w:val="008000"/>
     </w:rPr>
   </w:style>
-  <w:style w:type="character" w:customStyle="1" w:styleId="CommentTok">
+  <w:style w:customStyle="1" w:styleId="CommentTok" w:type="character">
     <w:name w:val="CommentTok"/>
     <w:basedOn w:val="VerbatimChar"/>
     <w:rPr>
@@ -6406,7 +6406,7 @@
       <w:color w:val="60a0b0"/>
     </w:rPr>
   </w:style>
-  <w:style w:type="character" w:customStyle="1" w:styleId="DocumentationTok">
+  <w:style w:customStyle="1" w:styleId="DocumentationTok" w:type="character">
     <w:name w:val="DocumentationTok"/>
     <w:basedOn w:val="VerbatimChar"/>
     <w:rPr>
@@ -6414,7 +6414,7 @@
       <w:color w:val="ba2121"/>
     </w:rPr>
   </w:style>
-  <w:style w:type="character" w:customStyle="1" w:styleId="AnnotationTok">
+  <w:style w:customStyle="1" w:styleId="AnnotationTok" w:type="character">
     <w:name w:val="AnnotationTok"/>
     <w:basedOn w:val="VerbatimChar"/>
     <w:rPr>
@@ -6423,7 +6423,7 @@
       <w:color w:val="60a0b0"/>
     </w:rPr>
   </w:style>
-  <w:style w:type="character" w:customStyle="1" w:styleId="CommentVarTok">
+  <w:style w:customStyle="1" w:styleId="CommentVarTok" w:type="character">
     <w:name w:val="CommentVarTok"/>
     <w:basedOn w:val="VerbatimChar"/>
     <w:rPr>
@@ -6432,28 +6432,28 @@
       <w:color w:val="60a0b0"/>
     </w:rPr>
   </w:style>
-  <w:style w:type="character" w:customStyle="1" w:styleId="OtherTok">
+  <w:style w:customStyle="1" w:styleId="OtherTok" w:type="character">
     <w:name w:val="OtherTok"/>
     <w:basedOn w:val="VerbatimChar"/>
     <w:rPr>
       <w:color w:val="007020"/>
     </w:rPr>
   </w:style>
-  <w:style w:type="character" w:customStyle="1" w:styleId="FunctionTok">
+  <w:style w:customStyle="1" w:styleId="FunctionTok" w:type="character">
     <w:name w:val="FunctionTok"/>
     <w:basedOn w:val="VerbatimChar"/>
     <w:rPr>
       <w:color w:val="06287e"/>
     </w:rPr>
   </w:style>
-  <w:style w:type="character" w:customStyle="1" w:styleId="VariableTok">
+  <w:style w:customStyle="1" w:styleId="VariableTok" w:type="character">
     <w:name w:val="VariableTok"/>
     <w:basedOn w:val="VerbatimChar"/>
     <w:rPr>
       <w:color w:val="19177c"/>
     </w:rPr>
   </w:style>
-  <w:style w:type="character" w:customStyle="1" w:styleId="ControlFlowTok">
+  <w:style w:customStyle="1" w:styleId="ControlFlowTok" w:type="character">
     <w:name w:val="ControlFlowTok"/>
     <w:basedOn w:val="VerbatimChar"/>
     <w:rPr>
@@ -6461,45 +6461,45 @@
       <w:color w:val="007020"/>
     </w:rPr>
   </w:style>
-  <w:style w:type="character" w:customStyle="1" w:styleId="OperatorTok">
+  <w:style w:customStyle="1" w:styleId="OperatorTok" w:type="character">
     <w:name w:val="OperatorTok"/>
     <w:basedOn w:val="VerbatimChar"/>
     <w:rPr>
       <w:color w:val="666666"/>
     </w:rPr>
   </w:style>
-  <w:style w:type="character" w:customStyle="1" w:styleId="BuiltInTok">
+  <w:style w:customStyle="1" w:styleId="BuiltInTok" w:type="character">
     <w:name w:val="BuiltInTok"/>
     <w:basedOn w:val="VerbatimChar"/>
     <w:rPr>
       <w:color w:val="008000"/>
     </w:rPr>
   </w:style>
-  <w:style w:type="character" w:customStyle="1" w:styleId="ExtensionTok">
+  <w:style w:customStyle="1" w:styleId="ExtensionTok" w:type="character">
     <w:name w:val="ExtensionTok"/>
     <w:basedOn w:val="VerbatimChar"/>
     <w:rPr/>
   </w:style>
-  <w:style w:type="character" w:customStyle="1" w:styleId="PreprocessorTok">
+  <w:style w:customStyle="1" w:styleId="PreprocessorTok" w:type="character">
     <w:name w:val="PreprocessorTok"/>
     <w:basedOn w:val="VerbatimChar"/>
     <w:rPr>
       <w:color w:val="bc7a00"/>
     </w:rPr>
   </w:style>
-  <w:style w:type="character" w:customStyle="1" w:styleId="AttributeTok">
+  <w:style w:customStyle="1" w:styleId="AttributeTok" w:type="character">
     <w:name w:val="AttributeTok"/>
     <w:basedOn w:val="VerbatimChar"/>
     <w:rPr>
       <w:color w:val="7d9029"/>
     </w:rPr>
   </w:style>
-  <w:style w:type="character" w:customStyle="1" w:styleId="RegionMarkerTok">
+  <w:style w:customStyle="1" w:styleId="RegionMarkerTok" w:type="character">
     <w:name w:val="RegionMarkerTok"/>
     <w:basedOn w:val="VerbatimChar"/>
     <w:rPr/>
   </w:style>
-  <w:style w:type="character" w:customStyle="1" w:styleId="InformationTok">
+  <w:style w:customStyle="1" w:styleId="InformationTok" w:type="character">
     <w:name w:val="InformationTok"/>
     <w:basedOn w:val="VerbatimChar"/>
     <w:rPr>
@@ -6508,7 +6508,7 @@
       <w:color w:val="60a0b0"/>
     </w:rPr>
   </w:style>
-  <w:style w:type="character" w:customStyle="1" w:styleId="WarningTok">
+  <w:style w:customStyle="1" w:styleId="WarningTok" w:type="character">
     <w:name w:val="WarningTok"/>
     <w:basedOn w:val="VerbatimChar"/>
     <w:rPr>
@@ -6517,7 +6517,7 @@
       <w:color w:val="60a0b0"/>
     </w:rPr>
   </w:style>
-  <w:style w:type="character" w:customStyle="1" w:styleId="AlertTok">
+  <w:style w:customStyle="1" w:styleId="AlertTok" w:type="character">
     <w:name w:val="AlertTok"/>
     <w:basedOn w:val="VerbatimChar"/>
     <w:rPr>
@@ -6525,7 +6525,7 @@
       <w:color w:val="ff0000"/>
     </w:rPr>
   </w:style>
-  <w:style w:type="character" w:customStyle="1" w:styleId="ErrorTok">
+  <w:style w:customStyle="1" w:styleId="ErrorTok" w:type="character">
     <w:name w:val="ErrorTok"/>
     <w:basedOn w:val="VerbatimChar"/>
     <w:rPr>
@@ -6533,7 +6533,7 @@
       <w:color w:val="ff0000"/>
     </w:rPr>
   </w:style>
-  <w:style w:type="character" w:customStyle="1" w:styleId="NormalTok">
+  <w:style w:customStyle="1" w:styleId="NormalTok" w:type="character">
     <w:name w:val="NormalTok"/>
     <w:basedOn w:val="VerbatimChar"/>
     <w:rPr/>

--- a/05_ARTEFACTOS_DE_CODIGO/ES/WORD/05_Artefactos_De_Codigo.docx
+++ b/05_ARTEFACTOS_DE_CODIGO/ES/WORD/05_Artefactos_De_Codigo.docx
@@ -268,7 +268,7 @@
               <w:pStyle w:val="Compact"/>
             </w:pPr>
             <w:r>
-              <w:t xml:space="preserve">15 de octubre de 2026</w:t>
+              <w:t xml:space="preserve">17 de octubre de 2026</w:t>
             </w:r>
           </w:p>
         </w:tc>
@@ -457,18 +457,18 @@
               <w:pStyle w:val="Compact"/>
             </w:pPr>
             <w:r>
-              <w:t xml:space="preserve">395</w:t>
-            </w:r>
-          </w:p>
-        </w:tc>
-        <w:tc>
-          <w:tcPr/>
-          <w:p>
-            <w:pPr>
-              <w:pStyle w:val="Compact"/>
-            </w:pPr>
-            <w:r>
-              <w:t xml:space="preserve">2026-10-16</w:t>
+              <w:t xml:space="preserve">409</w:t>
+            </w:r>
+          </w:p>
+        </w:tc>
+        <w:tc>
+          <w:tcPr/>
+          <w:p>
+            <w:pPr>
+              <w:pStyle w:val="Compact"/>
+            </w:pPr>
+            <w:r>
+              <w:t xml:space="preserve">2026-10-17</w:t>
             </w:r>
           </w:p>
         </w:tc>
@@ -519,18 +519,18 @@
               <w:pStyle w:val="Compact"/>
             </w:pPr>
             <w:r>
-              <w:t xml:space="preserve">173</w:t>
-            </w:r>
-          </w:p>
-        </w:tc>
-        <w:tc>
-          <w:tcPr/>
-          <w:p>
-            <w:pPr>
-              <w:pStyle w:val="Compact"/>
-            </w:pPr>
-            <w:r>
-              <w:t xml:space="preserve">2026-10-16</w:t>
+              <w:t xml:space="preserve">181</w:t>
+            </w:r>
+          </w:p>
+        </w:tc>
+        <w:tc>
+          <w:tcPr/>
+          <w:p>
+            <w:pPr>
+              <w:pStyle w:val="Compact"/>
+            </w:pPr>
+            <w:r>
+              <w:t xml:space="preserve">2026-10-17</w:t>
             </w:r>
           </w:p>
         </w:tc>
@@ -581,18 +581,18 @@
               <w:pStyle w:val="Compact"/>
             </w:pPr>
             <w:r>
-              <w:t xml:space="preserve">57</w:t>
-            </w:r>
-          </w:p>
-        </w:tc>
-        <w:tc>
-          <w:tcPr/>
-          <w:p>
-            <w:pPr>
-              <w:pStyle w:val="Compact"/>
-            </w:pPr>
-            <w:r>
-              <w:t xml:space="preserve">2026-10-16</w:t>
+              <w:t xml:space="preserve">59</w:t>
+            </w:r>
+          </w:p>
+        </w:tc>
+        <w:tc>
+          <w:tcPr/>
+          <w:p>
+            <w:pPr>
+              <w:pStyle w:val="Compact"/>
+            </w:pPr>
+            <w:r>
+              <w:t xml:space="preserve">2026-10-17</w:t>
             </w:r>
           </w:p>
         </w:tc>
@@ -643,18 +643,18 @@
               <w:pStyle w:val="Compact"/>
             </w:pPr>
             <w:r>
-              <w:t xml:space="preserve">10</w:t>
-            </w:r>
-          </w:p>
-        </w:tc>
-        <w:tc>
-          <w:tcPr/>
-          <w:p>
-            <w:pPr>
-              <w:pStyle w:val="Compact"/>
-            </w:pPr>
-            <w:r>
-              <w:t xml:space="preserve">2026-10-14</w:t>
+              <w:t xml:space="preserve">12</w:t>
+            </w:r>
+          </w:p>
+        </w:tc>
+        <w:tc>
+          <w:tcPr/>
+          <w:p>
+            <w:pPr>
+              <w:pStyle w:val="Compact"/>
+            </w:pPr>
+            <w:r>
+              <w:t xml:space="preserve">2026-10-17</w:t>
             </w:r>
           </w:p>
         </w:tc>
@@ -705,18 +705,18 @@
               <w:pStyle w:val="Compact"/>
             </w:pPr>
             <w:r>
-              <w:t xml:space="preserve">48</w:t>
-            </w:r>
-          </w:p>
-        </w:tc>
-        <w:tc>
-          <w:tcPr/>
-          <w:p>
-            <w:pPr>
-              <w:pStyle w:val="Compact"/>
-            </w:pPr>
-            <w:r>
-              <w:t xml:space="preserve">2026-10-16</w:t>
+              <w:t xml:space="preserve">50</w:t>
+            </w:r>
+          </w:p>
+        </w:tc>
+        <w:tc>
+          <w:tcPr/>
+          <w:p>
+            <w:pPr>
+              <w:pStyle w:val="Compact"/>
+            </w:pPr>
+            <w:r>
+              <w:t xml:space="preserve">2026-10-17</w:t>
             </w:r>
           </w:p>
         </w:tc>
@@ -767,18 +767,18 @@
               <w:pStyle w:val="Compact"/>
             </w:pPr>
             <w:r>
-              <w:t xml:space="preserve">16</w:t>
-            </w:r>
-          </w:p>
-        </w:tc>
-        <w:tc>
-          <w:tcPr/>
-          <w:p>
-            <w:pPr>
-              <w:pStyle w:val="Compact"/>
-            </w:pPr>
-            <w:r>
-              <w:t xml:space="preserve">2026-10-16</w:t>
+              <w:t xml:space="preserve">18</w:t>
+            </w:r>
+          </w:p>
+        </w:tc>
+        <w:tc>
+          <w:tcPr/>
+          <w:p>
+            <w:pPr>
+              <w:pStyle w:val="Compact"/>
+            </w:pPr>
+            <w:r>
+              <w:t xml:space="preserve">2026-10-17</w:t>
             </w:r>
           </w:p>
         </w:tc>
@@ -829,18 +829,18 @@
               <w:pStyle w:val="Compact"/>
             </w:pPr>
             <w:r>
-              <w:t xml:space="preserve">44</w:t>
-            </w:r>
-          </w:p>
-        </w:tc>
-        <w:tc>
-          <w:tcPr/>
-          <w:p>
-            <w:pPr>
-              <w:pStyle w:val="Compact"/>
-            </w:pPr>
-            <w:r>
-              <w:t xml:space="preserve">2026-10-16</w:t>
+              <w:t xml:space="preserve">46</w:t>
+            </w:r>
+          </w:p>
+        </w:tc>
+        <w:tc>
+          <w:tcPr/>
+          <w:p>
+            <w:pPr>
+              <w:pStyle w:val="Compact"/>
+            </w:pPr>
+            <w:r>
+              <w:t xml:space="preserve">2026-10-17</w:t>
             </w:r>
           </w:p>
         </w:tc>
@@ -891,18 +891,18 @@
               <w:pStyle w:val="Compact"/>
             </w:pPr>
             <w:r>
-              <w:t xml:space="preserve">34</w:t>
-            </w:r>
-          </w:p>
-        </w:tc>
-        <w:tc>
-          <w:tcPr/>
-          <w:p>
-            <w:pPr>
-              <w:pStyle w:val="Compact"/>
-            </w:pPr>
-            <w:r>
-              <w:t xml:space="preserve">2026-10-16</w:t>
+              <w:t xml:space="preserve">36</w:t>
+            </w:r>
+          </w:p>
+        </w:tc>
+        <w:tc>
+          <w:tcPr/>
+          <w:p>
+            <w:pPr>
+              <w:pStyle w:val="Compact"/>
+            </w:pPr>
+            <w:r>
+              <w:t xml:space="preserve">2026-10-17</w:t>
             </w:r>
           </w:p>
         </w:tc>
@@ -953,18 +953,18 @@
               <w:pStyle w:val="Compact"/>
             </w:pPr>
             <w:r>
-              <w:t xml:space="preserve">38</w:t>
-            </w:r>
-          </w:p>
-        </w:tc>
-        <w:tc>
-          <w:tcPr/>
-          <w:p>
-            <w:pPr>
-              <w:pStyle w:val="Compact"/>
-            </w:pPr>
-            <w:r>
-              <w:t xml:space="preserve">2026-10-16</w:t>
+              <w:t xml:space="preserve">40</w:t>
+            </w:r>
+          </w:p>
+        </w:tc>
+        <w:tc>
+          <w:tcPr/>
+          <w:p>
+            <w:pPr>
+              <w:pStyle w:val="Compact"/>
+            </w:pPr>
+            <w:r>
+              <w:t xml:space="preserve">2026-10-17</w:t>
             </w:r>
           </w:p>
         </w:tc>
@@ -1015,18 +1015,18 @@
               <w:pStyle w:val="Compact"/>
             </w:pPr>
             <w:r>
-              <w:t xml:space="preserve">33</w:t>
-            </w:r>
-          </w:p>
-        </w:tc>
-        <w:tc>
-          <w:tcPr/>
-          <w:p>
-            <w:pPr>
-              <w:pStyle w:val="Compact"/>
-            </w:pPr>
-            <w:r>
-              <w:t xml:space="preserve">2026-10-16</w:t>
+              <w:t xml:space="preserve">35</w:t>
+            </w:r>
+          </w:p>
+        </w:tc>
+        <w:tc>
+          <w:tcPr/>
+          <w:p>
+            <w:pPr>
+              <w:pStyle w:val="Compact"/>
+            </w:pPr>
+            <w:r>
+              <w:t xml:space="preserve">2026-10-17</w:t>
             </w:r>
           </w:p>
         </w:tc>
@@ -1190,29 +1190,29 @@
               <w:pStyle w:val="Compact"/>
             </w:pPr>
             <w:r>
-              <w:t xml:space="preserve">410</w:t>
-            </w:r>
-          </w:p>
-        </w:tc>
-        <w:tc>
-          <w:tcPr/>
-          <w:p>
-            <w:pPr>
-              <w:pStyle w:val="Compact"/>
-            </w:pPr>
-            <w:r>
-              <w:t xml:space="preserve">45 220</w:t>
-            </w:r>
-          </w:p>
-        </w:tc>
-        <w:tc>
-          <w:tcPr/>
-          <w:p>
-            <w:pPr>
-              <w:pStyle w:val="Compact"/>
-            </w:pPr>
-            <w:r>
-              <w:t xml:space="preserve">34 rutas</w:t>
+              <w:t xml:space="preserve">433</w:t>
+            </w:r>
+          </w:p>
+        </w:tc>
+        <w:tc>
+          <w:tcPr/>
+          <w:p>
+            <w:pPr>
+              <w:pStyle w:val="Compact"/>
+            </w:pPr>
+            <w:r>
+              <w:t xml:space="preserve">46 308</w:t>
+            </w:r>
+          </w:p>
+        </w:tc>
+        <w:tc>
+          <w:tcPr/>
+          <w:p>
+            <w:pPr>
+              <w:pStyle w:val="Compact"/>
+            </w:pPr>
+            <w:r>
+              <w:t xml:space="preserve">35 rutas</w:t>
             </w:r>
           </w:p>
         </w:tc>
@@ -1245,29 +1245,29 @@
               <w:pStyle w:val="Compact"/>
             </w:pPr>
             <w:r>
-              <w:t xml:space="preserve">260</w:t>
-            </w:r>
-          </w:p>
-        </w:tc>
-        <w:tc>
-          <w:tcPr/>
-          <w:p>
-            <w:pPr>
-              <w:pStyle w:val="Compact"/>
-            </w:pPr>
-            <w:r>
-              <w:t xml:space="preserve">31 612</w:t>
-            </w:r>
-          </w:p>
-        </w:tc>
-        <w:tc>
-          <w:tcPr/>
-          <w:p>
-            <w:pPr>
-              <w:pStyle w:val="Compact"/>
-            </w:pPr>
-            <w:r>
-              <w:t xml:space="preserve">30 pantallas</w:t>
+              <w:t xml:space="preserve">291</w:t>
+            </w:r>
+          </w:p>
+        </w:tc>
+        <w:tc>
+          <w:tcPr/>
+          <w:p>
+            <w:pPr>
+              <w:pStyle w:val="Compact"/>
+            </w:pPr>
+            <w:r>
+              <w:t xml:space="preserve">34 318</w:t>
+            </w:r>
+          </w:p>
+        </w:tc>
+        <w:tc>
+          <w:tcPr/>
+          <w:p>
+            <w:pPr>
+              <w:pStyle w:val="Compact"/>
+            </w:pPr>
+            <w:r>
+              <w:t xml:space="preserve">31 pantallas</w:t>
             </w:r>
           </w:p>
         </w:tc>
@@ -1288,7 +1288,7 @@
         <w:t xml:space="preserve"> </w:t>
       </w:r>
       <w:r>
-        <w:t xml:space="preserve">Conteo con</w:t>
+        <w:t xml:space="preserve">Conteo del 17 de octubre de 2026 con</w:t>
       </w:r>
       <w:r>
         <w:t xml:space="preserve"> </w:t>
@@ -1297,7 +1297,7 @@
         <w:rPr>
           <w:rStyle w:val="VerbatimChar"/>
         </w:rPr>
-        <w:t xml:space="preserve">find</w:t>
+        <w:t xml:space="preserve">git ls-files</w:t>
       </w:r>
       <w:r>
         <w:t xml:space="preserve"> </w:t>
@@ -1313,6 +1313,21 @@
           <w:rStyle w:val="VerbatimChar"/>
         </w:rPr>
         <w:t xml:space="preserve">wc -l</w:t>
+      </w:r>
+      <w:r>
+        <w:t xml:space="preserve"> </w:t>
+      </w:r>
+      <w:r>
+        <w:t xml:space="preserve">sobre</w:t>
+      </w:r>
+      <w:r>
+        <w:t xml:space="preserve"> </w:t>
+      </w:r>
+      <w:r>
+        <w:rPr>
+          <w:rStyle w:val="VerbatimChar"/>
+        </w:rPr>
+        <w:t xml:space="preserve">src</w:t>
       </w:r>
       <w:r>
         <w:t xml:space="preserve">; incluye pruebas y comentarios.</w:t>
@@ -1569,7 +1584,7 @@
               <w:t xml:space="preserve">authInterceptor</w:t>
             </w:r>
             <w:r>
-              <w:t xml:space="preserve">: agrega el JWT y cierra la sesión ante un 401</w:t>
+              <w:t xml:space="preserve">: agrega el JWT y cierra la sesión ante un 401 mientras la sesión sigue abierta (ignora un 401 tardío después de cerrar sesión)</w:t>
             </w:r>
           </w:p>
         </w:tc>
@@ -1851,7 +1866,7 @@
               <w:pStyle w:val="Compact"/>
             </w:pPr>
             <w:r>
-              <w:t xml:space="preserve">Página pública: navbar, hero, servicios, características, contacto, pie</w:t>
+              <w:t xml:space="preserve">Página pública: navbar, hero, quiénes somos, características, servicios, descarga, contacto, preguntas frecuentes y pie</w:t>
             </w:r>
           </w:p>
         </w:tc>
@@ -2029,6 +2044,45 @@
                 <w:rStyle w:val="VerbatimChar"/>
               </w:rPr>
               <w:t xml:space="preserve">business</w:t>
+            </w:r>
+            <w:r>
+              <w:t xml:space="preserve">)</w:t>
+            </w:r>
+          </w:p>
+        </w:tc>
+      </w:tr>
+      <w:tr>
+        <w:tc>
+          <w:tcPr/>
+          <w:p>
+            <w:pPr>
+              <w:pStyle w:val="Compact"/>
+            </w:pPr>
+            <w:r>
+              <w:rPr>
+                <w:rStyle w:val="VerbatimChar"/>
+              </w:rPr>
+              <w:t xml:space="preserve">features/not-found</w:t>
+            </w:r>
+          </w:p>
+        </w:tc>
+        <w:tc>
+          <w:tcPr/>
+          <w:p>
+            <w:pPr>
+              <w:pStyle w:val="Compact"/>
+            </w:pPr>
+            <w:r>
+              <w:t xml:space="preserve">Página de dirección no encontrada (ruta</w:t>
+            </w:r>
+            <w:r>
+              <w:t xml:space="preserve"> </w:t>
+            </w:r>
+            <w:r>
+              <w:rPr>
+                <w:rStyle w:val="VerbatimChar"/>
+              </w:rPr>
+              <w:t xml:space="preserve">**</w:t>
             </w:r>
             <w:r>
               <w:t xml:space="preserve">)</w:t>
@@ -3125,7 +3179,22 @@
               <w:t xml:space="preserve"> </w:t>
             </w:r>
             <w:r>
-              <w:t xml:space="preserve">(URL del gateway),</w:t>
+              <w:t xml:space="preserve">(URL del gateway y</w:t>
+            </w:r>
+            <w:r>
+              <w:t xml:space="preserve"> </w:t>
+            </w:r>
+            <w:r>
+              <w:rPr>
+                <w:rStyle w:val="VerbatimChar"/>
+              </w:rPr>
+              <w:t xml:space="preserve">WEB_URL</w:t>
+            </w:r>
+            <w:r>
+              <w:t xml:space="preserve"> </w:t>
+            </w:r>
+            <w:r>
+              <w:t xml:space="preserve">para los enlaces públicos),</w:t>
             </w:r>
             <w:r>
               <w:t xml:space="preserve"> </w:t>
@@ -3140,7 +3209,23 @@
               <w:t xml:space="preserve"> </w:t>
             </w:r>
             <w:r>
-              <w:t xml:space="preserve">(fetch con JWT y tiempo límite de 15 s),</w:t>
+              <w:t xml:space="preserve">(fetch con JWT, JSON o</w:t>
+            </w:r>
+            <w:r>
+              <w:t xml:space="preserve"> </w:t>
+            </w:r>
+            <w:r>
+              <w:rPr>
+                <w:i/>
+                <w:iCs/>
+              </w:rPr>
+              <w:t xml:space="preserve">multipart</w:t>
+            </w:r>
+            <w:r>
+              <w:t xml:space="preserve"> </w:t>
+            </w:r>
+            <w:r>
+              <w:t xml:space="preserve">y tiempo límite de 15 s o el que pida cada llamada),</w:t>
             </w:r>
             <w:r>
               <w:t xml:space="preserve"> </w:t>
@@ -3545,7 +3630,7 @@
               <w:pStyle w:val="Compact"/>
             </w:pPr>
             <w:r>
-              <w:t xml:space="preserve">~57.0.19</w:t>
+              <w:t xml:space="preserve">~57.0.30</w:t>
             </w:r>
           </w:p>
         </w:tc>
@@ -3831,6 +3916,106 @@
             </w:pPr>
             <w:r>
               <w:t xml:space="preserve">Exportar reportes y adjuntar comprobantes</w:t>
+            </w:r>
+          </w:p>
+        </w:tc>
+      </w:tr>
+      <w:tr>
+        <w:tc>
+          <w:tcPr/>
+          <w:p>
+            <w:pPr>
+              <w:pStyle w:val="Compact"/>
+            </w:pPr>
+            <w:r>
+              <w:rPr>
+                <w:rStyle w:val="VerbatimChar"/>
+              </w:rPr>
+              <w:t xml:space="preserve">expo-image-picker</w:t>
+            </w:r>
+            <w:r>
+              <w:t xml:space="preserve">,</w:t>
+            </w:r>
+            <w:r>
+              <w:t xml:space="preserve"> </w:t>
+            </w:r>
+            <w:r>
+              <w:rPr>
+                <w:rStyle w:val="VerbatimChar"/>
+              </w:rPr>
+              <w:t xml:space="preserve">expo-image-manipulator</w:t>
+            </w:r>
+          </w:p>
+        </w:tc>
+        <w:tc>
+          <w:tcPr/>
+          <w:p>
+            <w:pPr>
+              <w:pStyle w:val="Compact"/>
+            </w:pPr>
+            <w:r>
+              <w:t xml:space="preserve">~57.0.20, ~57.0.21</w:t>
+            </w:r>
+          </w:p>
+        </w:tc>
+        <w:tc>
+          <w:tcPr/>
+          <w:p>
+            <w:pPr>
+              <w:pStyle w:val="Compact"/>
+            </w:pPr>
+            <w:r>
+              <w:t xml:space="preserve">Tomar o elegir las fotos del informe de inspección y reducirlas antes de subirlas</w:t>
+            </w:r>
+          </w:p>
+        </w:tc>
+      </w:tr>
+      <w:tr>
+        <w:tc>
+          <w:tcPr/>
+          <w:p>
+            <w:pPr>
+              <w:pStyle w:val="Compact"/>
+            </w:pPr>
+            <w:r>
+              <w:rPr>
+                <w:rStyle w:val="VerbatimChar"/>
+              </w:rPr>
+              <w:t xml:space="preserve">expo-notifications</w:t>
+            </w:r>
+            <w:r>
+              <w:t xml:space="preserve">,</w:t>
+            </w:r>
+            <w:r>
+              <w:t xml:space="preserve"> </w:t>
+            </w:r>
+            <w:r>
+              <w:rPr>
+                <w:rStyle w:val="VerbatimChar"/>
+              </w:rPr>
+              <w:t xml:space="preserve">expo-updates</w:t>
+            </w:r>
+          </w:p>
+        </w:tc>
+        <w:tc>
+          <w:tcPr/>
+          <w:p>
+            <w:pPr>
+              <w:pStyle w:val="Compact"/>
+            </w:pPr>
+            <w:r>
+              <w:t xml:space="preserve">~57.0.23, ~57.0.26</w:t>
+            </w:r>
+          </w:p>
+        </w:tc>
+        <w:tc>
+          <w:tcPr/>
+          <w:p>
+            <w:pPr>
+              <w:pStyle w:val="Compact"/>
+            </w:pPr>
+            <w:r>
+              <w:t xml:space="preserve">Notificaciones push y actualizaciones por internet (OTA)</w:t>
             </w:r>
           </w:p>
         </w:tc>
@@ -4181,7 +4366,16 @@
         <w:pStyle w:val="FirstParagraph"/>
       </w:pPr>
       <w:r>
-        <w:t xml:space="preserve">El repositorio no tiene</w:t>
+        <w:t xml:space="preserve">Para desarrollo la app se ejecuta con Expo Go. El APK se compila con EAS (</w:t>
+      </w:r>
+      <w:r>
+        <w:rPr>
+          <w:rStyle w:val="VerbatimChar"/>
+        </w:rPr>
+        <w:t xml:space="preserve">eas.json</w:t>
+      </w:r>
+      <w:r>
+        <w:t xml:space="preserve">, perfiles</w:t>
       </w:r>
       <w:r>
         <w:t xml:space="preserve"> </w:t>
@@ -4190,13 +4384,55 @@
         <w:rPr>
           <w:rStyle w:val="VerbatimChar"/>
         </w:rPr>
-        <w:t xml:space="preserve">eas.json</w:t>
+        <w:t xml:space="preserve">preview</w:t>
       </w:r>
       <w:r>
         <w:t xml:space="preserve"> </w:t>
       </w:r>
       <w:r>
-        <w:t xml:space="preserve">ni scripts de compilación de APK; la app se ejecuta con Expo Go.</w:t>
+        <w:t xml:space="preserve">y</w:t>
+      </w:r>
+      <w:r>
+        <w:t xml:space="preserve"> </w:t>
+      </w:r>
+      <w:r>
+        <w:rPr>
+          <w:rStyle w:val="VerbatimChar"/>
+        </w:rPr>
+        <w:t xml:space="preserve">production</w:t>
+      </w:r>
+      <w:r>
+        <w:t xml:space="preserve">), y los scripts</w:t>
+      </w:r>
+      <w:r>
+        <w:t xml:space="preserve"> </w:t>
+      </w:r>
+      <w:r>
+        <w:rPr>
+          <w:rStyle w:val="VerbatimChar"/>
+        </w:rPr>
+        <w:t xml:space="preserve">npm run publish:apk</w:t>
+      </w:r>
+      <w:r>
+        <w:t xml:space="preserve"> </w:t>
+      </w:r>
+      <w:r>
+        <w:t xml:space="preserve">y</w:t>
+      </w:r>
+      <w:r>
+        <w:t xml:space="preserve"> </w:t>
+      </w:r>
+      <w:r>
+        <w:rPr>
+          <w:rStyle w:val="VerbatimChar"/>
+        </w:rPr>
+        <w:t xml:space="preserve">npm run publish:update</w:t>
+      </w:r>
+      <w:r>
+        <w:t xml:space="preserve"> </w:t>
+      </w:r>
+      <w:r>
+        <w:t xml:space="preserve">publican un APK nuevo en el servidor o una actualización por internet (ver el Documento de Despliegue, carpeta 07).</w:t>
       </w:r>
     </w:p>
     <w:bookmarkEnd w:id="39"/>
@@ -5038,7 +5274,25 @@
               <w:t xml:space="preserve">http://localhost:3005/actuator/health</w:t>
             </w:r>
             <w:r>
-              <w:t xml:space="preserve">; Swagger en</w:t>
+              <w:t xml:space="preserve"> </w:t>
+            </w:r>
+            <w:r>
+              <w:t xml:space="preserve">y</w:t>
+            </w:r>
+            <w:r>
+              <w:t xml:space="preserve"> </w:t>
+            </w:r>
+            <w:r>
+              <w:rPr>
+                <w:rStyle w:val="VerbatimChar"/>
+              </w:rPr>
+              <w:t xml:space="preserve">/health</w:t>
+            </w:r>
+            <w:r>
+              <w:t xml:space="preserve"> </w:t>
+            </w:r>
+            <w:r>
+              <w:t xml:space="preserve">(los dos revisan SQL Server y responden 503 si no contesta); Swagger en</w:t>
             </w:r>
             <w:r>
               <w:t xml:space="preserve"> </w:t>
@@ -6304,7 +6558,7 @@
       <w:color w:themeColor="accent1" w:themeShade="BF" w:val="365F91"/>
     </w:rPr>
   </w:style>
-  <w:style w:customStyle="1" w:styleId="SourceCode" w:type="paragraph">
+  <w:style w:type="paragraph" w:customStyle="1" w:styleId="SourceCode">
     <w:name w:val="Source Code"/>
     <w:basedOn w:val="Normal"/>
     <w:link w:val="VerbatimChar"/>
@@ -6312,7 +6566,7 @@
       <w:wordWrap w:val="off"/>
     </w:pPr>
   </w:style>
-  <w:style w:customStyle="1" w:styleId="KeywordTok" w:type="character">
+  <w:style w:type="character" w:customStyle="1" w:styleId="KeywordTok">
     <w:name w:val="KeywordTok"/>
     <w:basedOn w:val="VerbatimChar"/>
     <w:rPr>
@@ -6320,77 +6574,77 @@
       <w:color w:val="007020"/>
     </w:rPr>
   </w:style>
-  <w:style w:customStyle="1" w:styleId="DataTypeTok" w:type="character">
+  <w:style w:type="character" w:customStyle="1" w:styleId="DataTypeTok">
     <w:name w:val="DataTypeTok"/>
     <w:basedOn w:val="VerbatimChar"/>
     <w:rPr>
       <w:color w:val="902000"/>
     </w:rPr>
   </w:style>
-  <w:style w:customStyle="1" w:styleId="DecValTok" w:type="character">
+  <w:style w:type="character" w:customStyle="1" w:styleId="DecValTok">
     <w:name w:val="DecValTok"/>
     <w:basedOn w:val="VerbatimChar"/>
     <w:rPr>
       <w:color w:val="40a070"/>
     </w:rPr>
   </w:style>
-  <w:style w:customStyle="1" w:styleId="BaseNTok" w:type="character">
+  <w:style w:type="character" w:customStyle="1" w:styleId="BaseNTok">
     <w:name w:val="BaseNTok"/>
     <w:basedOn w:val="VerbatimChar"/>
     <w:rPr>
       <w:color w:val="40a070"/>
     </w:rPr>
   </w:style>
-  <w:style w:customStyle="1" w:styleId="FloatTok" w:type="character">
+  <w:style w:type="character" w:customStyle="1" w:styleId="FloatTok">
     <w:name w:val="FloatTok"/>
     <w:basedOn w:val="VerbatimChar"/>
     <w:rPr>
       <w:color w:val="40a070"/>
     </w:rPr>
   </w:style>
-  <w:style w:customStyle="1" w:styleId="ConstantTok" w:type="character">
+  <w:style w:type="character" w:customStyle="1" w:styleId="ConstantTok">
     <w:name w:val="ConstantTok"/>
     <w:basedOn w:val="VerbatimChar"/>
     <w:rPr>
       <w:color w:val="880000"/>
     </w:rPr>
   </w:style>
-  <w:style w:customStyle="1" w:styleId="CharTok" w:type="character">
+  <w:style w:type="character" w:customStyle="1" w:styleId="CharTok">
     <w:name w:val="CharTok"/>
     <w:basedOn w:val="VerbatimChar"/>
     <w:rPr>
       <w:color w:val="4070a0"/>
     </w:rPr>
   </w:style>
-  <w:style w:customStyle="1" w:styleId="SpecialCharTok" w:type="character">
+  <w:style w:type="character" w:customStyle="1" w:styleId="SpecialCharTok">
     <w:name w:val="SpecialCharTok"/>
     <w:basedOn w:val="VerbatimChar"/>
     <w:rPr>
       <w:color w:val="4070a0"/>
     </w:rPr>
   </w:style>
-  <w:style w:customStyle="1" w:styleId="StringTok" w:type="character">
+  <w:style w:type="character" w:customStyle="1" w:styleId="StringTok">
     <w:name w:val="StringTok"/>
     <w:basedOn w:val="VerbatimChar"/>
     <w:rPr>
       <w:color w:val="4070a0"/>
     </w:rPr>
   </w:style>
-  <w:style w:customStyle="1" w:styleId="VerbatimStringTok" w:type="character">
+  <w:style w:type="character" w:customStyle="1" w:styleId="VerbatimStringTok">
     <w:name w:val="VerbatimStringTok"/>
     <w:basedOn w:val="VerbatimChar"/>
     <w:rPr>
       <w:color w:val="4070a0"/>
     </w:rPr>
   </w:style>
-  <w:style w:customStyle="1" w:styleId="SpecialStringTok" w:type="character">
+  <w:style w:type="character" w:customStyle="1" w:styleId="SpecialStringTok">
     <w:name w:val="SpecialStringTok"/>
     <w:basedOn w:val="VerbatimChar"/>
     <w:rPr>
       <w:color w:val="bb6688"/>
     </w:rPr>
   </w:style>
-  <w:style w:customStyle="1" w:styleId="ImportTok" w:type="character">
+  <w:style w:type="character" w:customStyle="1" w:styleId="ImportTok">
     <w:name w:val="ImportTok"/>
     <w:basedOn w:val="VerbatimChar"/>
     <w:rPr>
@@ -6398,7 +6652,7 @@
       <w:color w:val="008000"/>
     </w:rPr>
   </w:style>
-  <w:style w:customStyle="1" w:styleId="CommentTok" w:type="character">
+  <w:style w:type="character" w:customStyle="1" w:styleId="CommentTok">
     <w:name w:val="CommentTok"/>
     <w:basedOn w:val="VerbatimChar"/>
     <w:rPr>
@@ -6406,7 +6660,7 @@
       <w:color w:val="60a0b0"/>
     </w:rPr>
   </w:style>
-  <w:style w:customStyle="1" w:styleId="DocumentationTok" w:type="character">
+  <w:style w:type="character" w:customStyle="1" w:styleId="DocumentationTok">
     <w:name w:val="DocumentationTok"/>
     <w:basedOn w:val="VerbatimChar"/>
     <w:rPr>
@@ -6414,7 +6668,7 @@
       <w:color w:val="ba2121"/>
     </w:rPr>
   </w:style>
-  <w:style w:customStyle="1" w:styleId="AnnotationTok" w:type="character">
+  <w:style w:type="character" w:customStyle="1" w:styleId="AnnotationTok">
     <w:name w:val="AnnotationTok"/>
     <w:basedOn w:val="VerbatimChar"/>
     <w:rPr>
@@ -6423,7 +6677,7 @@
       <w:color w:val="60a0b0"/>
     </w:rPr>
   </w:style>
-  <w:style w:customStyle="1" w:styleId="CommentVarTok" w:type="character">
+  <w:style w:type="character" w:customStyle="1" w:styleId="CommentVarTok">
     <w:name w:val="CommentVarTok"/>
     <w:basedOn w:val="VerbatimChar"/>
     <w:rPr>
@@ -6432,28 +6686,28 @@
       <w:color w:val="60a0b0"/>
     </w:rPr>
   </w:style>
-  <w:style w:customStyle="1" w:styleId="OtherTok" w:type="character">
+  <w:style w:type="character" w:customStyle="1" w:styleId="OtherTok">
     <w:name w:val="OtherTok"/>
     <w:basedOn w:val="VerbatimChar"/>
     <w:rPr>
       <w:color w:val="007020"/>
     </w:rPr>
   </w:style>
-  <w:style w:customStyle="1" w:styleId="FunctionTok" w:type="character">
+  <w:style w:type="character" w:customStyle="1" w:styleId="FunctionTok">
     <w:name w:val="FunctionTok"/>
     <w:basedOn w:val="VerbatimChar"/>
     <w:rPr>
       <w:color w:val="06287e"/>
     </w:rPr>
   </w:style>
-  <w:style w:customStyle="1" w:styleId="VariableTok" w:type="character">
+  <w:style w:type="character" w:customStyle="1" w:styleId="VariableTok">
     <w:name w:val="VariableTok"/>
     <w:basedOn w:val="VerbatimChar"/>
     <w:rPr>
       <w:color w:val="19177c"/>
     </w:rPr>
   </w:style>
-  <w:style w:customStyle="1" w:styleId="ControlFlowTok" w:type="character">
+  <w:style w:type="character" w:customStyle="1" w:styleId="ControlFlowTok">
     <w:name w:val="ControlFlowTok"/>
     <w:basedOn w:val="VerbatimChar"/>
     <w:rPr>
@@ -6461,45 +6715,45 @@
       <w:color w:val="007020"/>
     </w:rPr>
   </w:style>
-  <w:style w:customStyle="1" w:styleId="OperatorTok" w:type="character">
+  <w:style w:type="character" w:customStyle="1" w:styleId="OperatorTok">
     <w:name w:val="OperatorTok"/>
     <w:basedOn w:val="VerbatimChar"/>
     <w:rPr>
       <w:color w:val="666666"/>
     </w:rPr>
   </w:style>
-  <w:style w:customStyle="1" w:styleId="BuiltInTok" w:type="character">
+  <w:style w:type="character" w:customStyle="1" w:styleId="BuiltInTok">
     <w:name w:val="BuiltInTok"/>
     <w:basedOn w:val="VerbatimChar"/>
     <w:rPr>
       <w:color w:val="008000"/>
     </w:rPr>
   </w:style>
-  <w:style w:customStyle="1" w:styleId="ExtensionTok" w:type="character">
+  <w:style w:type="character" w:customStyle="1" w:styleId="ExtensionTok">
     <w:name w:val="ExtensionTok"/>
     <w:basedOn w:val="VerbatimChar"/>
     <w:rPr/>
   </w:style>
-  <w:style w:customStyle="1" w:styleId="PreprocessorTok" w:type="character">
+  <w:style w:type="character" w:customStyle="1" w:styleId="PreprocessorTok">
     <w:name w:val="PreprocessorTok"/>
     <w:basedOn w:val="VerbatimChar"/>
     <w:rPr>
       <w:color w:val="bc7a00"/>
     </w:rPr>
   </w:style>
-  <w:style w:customStyle="1" w:styleId="AttributeTok" w:type="character">
+  <w:style w:type="character" w:customStyle="1" w:styleId="AttributeTok">
     <w:name w:val="AttributeTok"/>
     <w:basedOn w:val="VerbatimChar"/>
     <w:rPr>
       <w:color w:val="7d9029"/>
     </w:rPr>
   </w:style>
-  <w:style w:customStyle="1" w:styleId="RegionMarkerTok" w:type="character">
+  <w:style w:type="character" w:customStyle="1" w:styleId="RegionMarkerTok">
     <w:name w:val="RegionMarkerTok"/>
     <w:basedOn w:val="VerbatimChar"/>
     <w:rPr/>
   </w:style>
-  <w:style w:customStyle="1" w:styleId="InformationTok" w:type="character">
+  <w:style w:type="character" w:customStyle="1" w:styleId="InformationTok">
     <w:name w:val="InformationTok"/>
     <w:basedOn w:val="VerbatimChar"/>
     <w:rPr>
@@ -6508,7 +6762,7 @@
       <w:color w:val="60a0b0"/>
     </w:rPr>
   </w:style>
-  <w:style w:customStyle="1" w:styleId="WarningTok" w:type="character">
+  <w:style w:type="character" w:customStyle="1" w:styleId="WarningTok">
     <w:name w:val="WarningTok"/>
     <w:basedOn w:val="VerbatimChar"/>
     <w:rPr>
@@ -6517,7 +6771,7 @@
       <w:color w:val="60a0b0"/>
     </w:rPr>
   </w:style>
-  <w:style w:customStyle="1" w:styleId="AlertTok" w:type="character">
+  <w:style w:type="character" w:customStyle="1" w:styleId="AlertTok">
     <w:name w:val="AlertTok"/>
     <w:basedOn w:val="VerbatimChar"/>
     <w:rPr>
@@ -6525,7 +6779,7 @@
       <w:color w:val="ff0000"/>
     </w:rPr>
   </w:style>
-  <w:style w:customStyle="1" w:styleId="ErrorTok" w:type="character">
+  <w:style w:type="character" w:customStyle="1" w:styleId="ErrorTok">
     <w:name w:val="ErrorTok"/>
     <w:basedOn w:val="VerbatimChar"/>
     <w:rPr>
@@ -6533,7 +6787,7 @@
       <w:color w:val="ff0000"/>
     </w:rPr>
   </w:style>
-  <w:style w:customStyle="1" w:styleId="NormalTok" w:type="character">
+  <w:style w:type="character" w:customStyle="1" w:styleId="NormalTok">
     <w:name w:val="NormalTok"/>
     <w:basedOn w:val="VerbatimChar"/>
     <w:rPr/>

--- a/05_ARTEFACTOS_DE_CODIGO/ES/WORD/05_Artefactos_De_Codigo.docx
+++ b/05_ARTEFACTOS_DE_CODIGO/ES/WORD/05_Artefactos_De_Codigo.docx
@@ -196,7 +196,7 @@
               <w:pStyle w:val="Compact"/>
             </w:pPr>
             <w:r>
-              <w:t xml:space="preserve">Brayan Estiven Patiño Cabrera, Juan Camilo Guilombo Osorio, Merari Urbano</w:t>
+              <w:t xml:space="preserve">Brayan Estiven Patiño Cabrera, Juan Camilo Guilombo Osorio, Merari Urbano Quintero</w:t>
             </w:r>
           </w:p>
         </w:tc>
@@ -268,7 +268,7 @@
               <w:pStyle w:val="Compact"/>
             </w:pPr>
             <w:r>
-              <w:t xml:space="preserve">17 de octubre de 2026</w:t>
+              <w:t xml:space="preserve">20 de octubre de 2026</w:t>
             </w:r>
           </w:p>
         </w:tc>
@@ -279,7 +279,58 @@
         <w:pStyle w:val="BodyText"/>
       </w:pPr>
       <w:r>
-        <w:t xml:space="preserve">El código del sistema está en 10 repositorios de GitHub: la aplicación web, la aplicación móvil y 8 del backend. Este documento inventaría los dos clientes y explica cómo compilarlos y ejecutarlos; el backend se describe solo en lo necesario para que los clientes funcionen. No se reproduce el código fuente.</w:t>
+        <w:t xml:space="preserve">El código del sistema está en 10 repositorios de GitHub: la aplicación web, la aplicación móvil y 8 del backend. Cada uno tiene un flujo de GitHub Actions (</w:t>
+      </w:r>
+      <w:r>
+        <w:rPr>
+          <w:rStyle w:val="VerbatimChar"/>
+        </w:rPr>
+        <w:t xml:space="preserve">.github/workflows/ci.yml</w:t>
+      </w:r>
+      <w:r>
+        <w:t xml:space="preserve">) que compila y corre sus pruebas en cada cambio (en</w:t>
+      </w:r>
+      <w:r>
+        <w:t xml:space="preserve"> </w:t>
+      </w:r>
+      <w:r>
+        <w:rPr>
+          <w:rStyle w:val="VerbatimChar"/>
+        </w:rPr>
+        <w:t xml:space="preserve">lavarapido-infra</w:t>
+      </w:r>
+      <w:r>
+        <w:t xml:space="preserve"> </w:t>
+      </w:r>
+      <w:r>
+        <w:t xml:space="preserve">valida los scripts de despliegue, los archivos de Docker Compose y la sintaxis de las pruebas de punta a punta);</w:t>
+      </w:r>
+      <w:r>
+        <w:t xml:space="preserve"> </w:t>
+      </w:r>
+      <w:r>
+        <w:rPr>
+          <w:rStyle w:val="VerbatimChar"/>
+        </w:rPr>
+        <w:t xml:space="preserve">lavarapido-infra</w:t>
+      </w:r>
+      <w:r>
+        <w:t xml:space="preserve"> </w:t>
+      </w:r>
+      <w:r>
+        <w:t xml:space="preserve">tiene además</w:t>
+      </w:r>
+      <w:r>
+        <w:t xml:space="preserve"> </w:t>
+      </w:r>
+      <w:r>
+        <w:rPr>
+          <w:rStyle w:val="VerbatimChar"/>
+        </w:rPr>
+        <w:t xml:space="preserve">deploy.yml</w:t>
+      </w:r>
+      <w:r>
+        <w:t xml:space="preserve">, un flujo que se lanza a mano para actualizar el servidor. Este documento inventaría los dos clientes y explica cómo compilarlos y ejecutarlos; el backend se describe solo en lo necesario para que los clientes funcionen. No se reproduce el código fuente.</w:t>
       </w:r>
     </w:p>
     <w:bookmarkEnd w:id="20"/>
@@ -335,7 +386,7 @@
           <w:i/>
           <w:iCs/>
         </w:rPr>
-        <w:t xml:space="preserve">, corte 16 de octubre de 2026)</w:t>
+        <w:t xml:space="preserve">, corte 20 de octubre de 2026)</w:t>
       </w:r>
     </w:p>
     <w:tbl>
@@ -457,18 +508,18 @@
               <w:pStyle w:val="Compact"/>
             </w:pPr>
             <w:r>
-              <w:t xml:space="preserve">409</w:t>
-            </w:r>
-          </w:p>
-        </w:tc>
-        <w:tc>
-          <w:tcPr/>
-          <w:p>
-            <w:pPr>
-              <w:pStyle w:val="Compact"/>
-            </w:pPr>
-            <w:r>
-              <w:t xml:space="preserve">2026-10-17</w:t>
+              <w:t xml:space="preserve">449</w:t>
+            </w:r>
+          </w:p>
+        </w:tc>
+        <w:tc>
+          <w:tcPr/>
+          <w:p>
+            <w:pPr>
+              <w:pStyle w:val="Compact"/>
+            </w:pPr>
+            <w:r>
+              <w:t xml:space="preserve">2026-10-20</w:t>
             </w:r>
           </w:p>
         </w:tc>
@@ -519,18 +570,18 @@
               <w:pStyle w:val="Compact"/>
             </w:pPr>
             <w:r>
-              <w:t xml:space="preserve">181</w:t>
-            </w:r>
-          </w:p>
-        </w:tc>
-        <w:tc>
-          <w:tcPr/>
-          <w:p>
-            <w:pPr>
-              <w:pStyle w:val="Compact"/>
-            </w:pPr>
-            <w:r>
-              <w:t xml:space="preserve">2026-10-17</w:t>
+              <w:t xml:space="preserve">221</w:t>
+            </w:r>
+          </w:p>
+        </w:tc>
+        <w:tc>
+          <w:tcPr/>
+          <w:p>
+            <w:pPr>
+              <w:pStyle w:val="Compact"/>
+            </w:pPr>
+            <w:r>
+              <w:t xml:space="preserve">2026-10-20</w:t>
             </w:r>
           </w:p>
         </w:tc>
@@ -581,18 +632,18 @@
               <w:pStyle w:val="Compact"/>
             </w:pPr>
             <w:r>
-              <w:t xml:space="preserve">59</w:t>
-            </w:r>
-          </w:p>
-        </w:tc>
-        <w:tc>
-          <w:tcPr/>
-          <w:p>
-            <w:pPr>
-              <w:pStyle w:val="Compact"/>
-            </w:pPr>
-            <w:r>
-              <w:t xml:space="preserve">2026-10-17</w:t>
+              <w:t xml:space="preserve">68</w:t>
+            </w:r>
+          </w:p>
+        </w:tc>
+        <w:tc>
+          <w:tcPr/>
+          <w:p>
+            <w:pPr>
+              <w:pStyle w:val="Compact"/>
+            </w:pPr>
+            <w:r>
+              <w:t xml:space="preserve">2026-10-19</w:t>
             </w:r>
           </w:p>
         </w:tc>
@@ -643,18 +694,18 @@
               <w:pStyle w:val="Compact"/>
             </w:pPr>
             <w:r>
-              <w:t xml:space="preserve">12</w:t>
-            </w:r>
-          </w:p>
-        </w:tc>
-        <w:tc>
-          <w:tcPr/>
-          <w:p>
-            <w:pPr>
-              <w:pStyle w:val="Compact"/>
-            </w:pPr>
-            <w:r>
-              <w:t xml:space="preserve">2026-10-17</w:t>
+              <w:t xml:space="preserve">16</w:t>
+            </w:r>
+          </w:p>
+        </w:tc>
+        <w:tc>
+          <w:tcPr/>
+          <w:p>
+            <w:pPr>
+              <w:pStyle w:val="Compact"/>
+            </w:pPr>
+            <w:r>
+              <w:t xml:space="preserve">2026-10-19</w:t>
             </w:r>
           </w:p>
         </w:tc>
@@ -705,18 +756,18 @@
               <w:pStyle w:val="Compact"/>
             </w:pPr>
             <w:r>
-              <w:t xml:space="preserve">50</w:t>
-            </w:r>
-          </w:p>
-        </w:tc>
-        <w:tc>
-          <w:tcPr/>
-          <w:p>
-            <w:pPr>
-              <w:pStyle w:val="Compact"/>
-            </w:pPr>
-            <w:r>
-              <w:t xml:space="preserve">2026-10-17</w:t>
+              <w:t xml:space="preserve">60</w:t>
+            </w:r>
+          </w:p>
+        </w:tc>
+        <w:tc>
+          <w:tcPr/>
+          <w:p>
+            <w:pPr>
+              <w:pStyle w:val="Compact"/>
+            </w:pPr>
+            <w:r>
+              <w:t xml:space="preserve">2026-10-20</w:t>
             </w:r>
           </w:p>
         </w:tc>
@@ -767,18 +818,18 @@
               <w:pStyle w:val="Compact"/>
             </w:pPr>
             <w:r>
-              <w:t xml:space="preserve">18</w:t>
-            </w:r>
-          </w:p>
-        </w:tc>
-        <w:tc>
-          <w:tcPr/>
-          <w:p>
-            <w:pPr>
-              <w:pStyle w:val="Compact"/>
-            </w:pPr>
-            <w:r>
-              <w:t xml:space="preserve">2026-10-17</w:t>
+              <w:t xml:space="preserve">22</w:t>
+            </w:r>
+          </w:p>
+        </w:tc>
+        <w:tc>
+          <w:tcPr/>
+          <w:p>
+            <w:pPr>
+              <w:pStyle w:val="Compact"/>
+            </w:pPr>
+            <w:r>
+              <w:t xml:space="preserve">2026-10-19</w:t>
             </w:r>
           </w:p>
         </w:tc>
@@ -829,18 +880,18 @@
               <w:pStyle w:val="Compact"/>
             </w:pPr>
             <w:r>
-              <w:t xml:space="preserve">46</w:t>
-            </w:r>
-          </w:p>
-        </w:tc>
-        <w:tc>
-          <w:tcPr/>
-          <w:p>
-            <w:pPr>
-              <w:pStyle w:val="Compact"/>
-            </w:pPr>
-            <w:r>
-              <w:t xml:space="preserve">2026-10-17</w:t>
+              <w:t xml:space="preserve">54</w:t>
+            </w:r>
+          </w:p>
+        </w:tc>
+        <w:tc>
+          <w:tcPr/>
+          <w:p>
+            <w:pPr>
+              <w:pStyle w:val="Compact"/>
+            </w:pPr>
+            <w:r>
+              <w:t xml:space="preserve">2026-10-19</w:t>
             </w:r>
           </w:p>
         </w:tc>
@@ -891,18 +942,18 @@
               <w:pStyle w:val="Compact"/>
             </w:pPr>
             <w:r>
-              <w:t xml:space="preserve">36</w:t>
-            </w:r>
-          </w:p>
-        </w:tc>
-        <w:tc>
-          <w:tcPr/>
-          <w:p>
-            <w:pPr>
-              <w:pStyle w:val="Compact"/>
-            </w:pPr>
-            <w:r>
-              <w:t xml:space="preserve">2026-10-17</w:t>
+              <w:t xml:space="preserve">42</w:t>
+            </w:r>
+          </w:p>
+        </w:tc>
+        <w:tc>
+          <w:tcPr/>
+          <w:p>
+            <w:pPr>
+              <w:pStyle w:val="Compact"/>
+            </w:pPr>
+            <w:r>
+              <w:t xml:space="preserve">2026-10-19</w:t>
             </w:r>
           </w:p>
         </w:tc>
@@ -953,18 +1004,18 @@
               <w:pStyle w:val="Compact"/>
             </w:pPr>
             <w:r>
-              <w:t xml:space="preserve">40</w:t>
-            </w:r>
-          </w:p>
-        </w:tc>
-        <w:tc>
-          <w:tcPr/>
-          <w:p>
-            <w:pPr>
-              <w:pStyle w:val="Compact"/>
-            </w:pPr>
-            <w:r>
-              <w:t xml:space="preserve">2026-10-17</w:t>
+              <w:t xml:space="preserve">46</w:t>
+            </w:r>
+          </w:p>
+        </w:tc>
+        <w:tc>
+          <w:tcPr/>
+          <w:p>
+            <w:pPr>
+              <w:pStyle w:val="Compact"/>
+            </w:pPr>
+            <w:r>
+              <w:t xml:space="preserve">2026-10-19</w:t>
             </w:r>
           </w:p>
         </w:tc>
@@ -1015,18 +1066,18 @@
               <w:pStyle w:val="Compact"/>
             </w:pPr>
             <w:r>
-              <w:t xml:space="preserve">35</w:t>
-            </w:r>
-          </w:p>
-        </w:tc>
-        <w:tc>
-          <w:tcPr/>
-          <w:p>
-            <w:pPr>
-              <w:pStyle w:val="Compact"/>
-            </w:pPr>
-            <w:r>
-              <w:t xml:space="preserve">2026-10-17</w:t>
+              <w:t xml:space="preserve">39</w:t>
+            </w:r>
+          </w:p>
+        </w:tc>
+        <w:tc>
+          <w:tcPr/>
+          <w:p>
+            <w:pPr>
+              <w:pStyle w:val="Compact"/>
+            </w:pPr>
+            <w:r>
+              <w:t xml:space="preserve">2026-10-19</w:t>
             </w:r>
           </w:p>
         </w:tc>
@@ -1190,18 +1241,18 @@
               <w:pStyle w:val="Compact"/>
             </w:pPr>
             <w:r>
-              <w:t xml:space="preserve">433</w:t>
-            </w:r>
-          </w:p>
-        </w:tc>
-        <w:tc>
-          <w:tcPr/>
-          <w:p>
-            <w:pPr>
-              <w:pStyle w:val="Compact"/>
-            </w:pPr>
-            <w:r>
-              <w:t xml:space="preserve">46 308</w:t>
+              <w:t xml:space="preserve">442</w:t>
+            </w:r>
+          </w:p>
+        </w:tc>
+        <w:tc>
+          <w:tcPr/>
+          <w:p>
+            <w:pPr>
+              <w:pStyle w:val="Compact"/>
+            </w:pPr>
+            <w:r>
+              <w:t xml:space="preserve">47 100</w:t>
             </w:r>
           </w:p>
         </w:tc>
@@ -1245,18 +1296,18 @@
               <w:pStyle w:val="Compact"/>
             </w:pPr>
             <w:r>
-              <w:t xml:space="preserve">291</w:t>
-            </w:r>
-          </w:p>
-        </w:tc>
-        <w:tc>
-          <w:tcPr/>
-          <w:p>
-            <w:pPr>
-              <w:pStyle w:val="Compact"/>
-            </w:pPr>
-            <w:r>
-              <w:t xml:space="preserve">34 318</w:t>
+              <w:t xml:space="preserve">293</w:t>
+            </w:r>
+          </w:p>
+        </w:tc>
+        <w:tc>
+          <w:tcPr/>
+          <w:p>
+            <w:pPr>
+              <w:pStyle w:val="Compact"/>
+            </w:pPr>
+            <w:r>
+              <w:t xml:space="preserve">34 884</w:t>
             </w:r>
           </w:p>
         </w:tc>
@@ -1288,7 +1339,7 @@
         <w:t xml:space="preserve"> </w:t>
       </w:r>
       <w:r>
-        <w:t xml:space="preserve">Conteo del 17 de octubre de 2026 con</w:t>
+        <w:t xml:space="preserve">Conteo del 20 de octubre de 2026 con</w:t>
       </w:r>
       <w:r>
         <w:t xml:space="preserve"> </w:t>
@@ -1611,7 +1662,7 @@
               <w:pStyle w:val="Compact"/>
             </w:pPr>
             <w:r>
-              <w:t xml:space="preserve">16 servicios HTTP y de estado:</w:t>
+              <w:t xml:space="preserve">17 servicios HTTP y de estado:</w:t>
             </w:r>
             <w:r>
               <w:t xml:space="preserve"> </w:t>
@@ -1789,6 +1840,18 @@
                 <w:rStyle w:val="VerbatimChar"/>
               </w:rPr>
               <w:t xml:space="preserve">local-storage</w:t>
+            </w:r>
+            <w:r>
+              <w:t xml:space="preserve">,</w:t>
+            </w:r>
+            <w:r>
+              <w:t xml:space="preserve"> </w:t>
+            </w:r>
+            <w:r>
+              <w:rPr>
+                <w:rStyle w:val="VerbatimChar"/>
+              </w:rPr>
+              <w:t xml:space="preserve">notification-watcher</w:t>
             </w:r>
             <w:r>
               <w:t xml:space="preserve">,</w:t>
@@ -5313,7 +5376,7 @@
               <w:rPr>
                 <w:rStyle w:val="VerbatimChar"/>
               </w:rPr>
-              <w:t xml:space="preserve">Program.cs:50-55</w:t>
+              <w:t xml:space="preserve">Program.cs:53-57</w:t>
             </w:r>
             <w:r>
               <w:t xml:space="preserve">)</w:t>
@@ -5408,7 +5471,7 @@
         <w:t xml:space="preserve"> </w:t>
       </w:r>
       <w:r>
-        <w:t xml:space="preserve">tiene tres scripts de Node 22: el flujo de reserva entre servicios (</w:t>
+        <w:t xml:space="preserve">tiene tres tipos de scripts de Node 22: las 19 pruebas de punta a punta (</w:t>
       </w:r>
       <w:r>
         <w:rPr>
@@ -5417,7 +5480,7 @@
         <w:t xml:space="preserve">node --test "e2e/*.test.js"</w:t>
       </w:r>
       <w:r>
-        <w:t xml:space="preserve">), la medición de tiempos de respuesta (</w:t>
+        <w:t xml:space="preserve">: flujo de reserva entre servicios, flujo completo de los tres roles, informe de inspección y reglas de acceso), la medición de tiempos de respuesta (</w:t>
       </w:r>
       <w:r>
         <w:rPr>
@@ -6558,7 +6621,7 @@
       <w:color w:themeColor="accent1" w:themeShade="BF" w:val="365F91"/>
     </w:rPr>
   </w:style>
-  <w:style w:type="paragraph" w:customStyle="1" w:styleId="SourceCode">
+  <w:style w:customStyle="1" w:styleId="SourceCode" w:type="paragraph">
     <w:name w:val="Source Code"/>
     <w:basedOn w:val="Normal"/>
     <w:link w:val="VerbatimChar"/>
@@ -6566,7 +6629,7 @@
       <w:wordWrap w:val="off"/>
     </w:pPr>
   </w:style>
-  <w:style w:type="character" w:customStyle="1" w:styleId="KeywordTok">
+  <w:style w:customStyle="1" w:styleId="KeywordTok" w:type="character">
     <w:name w:val="KeywordTok"/>
     <w:basedOn w:val="VerbatimChar"/>
     <w:rPr>
@@ -6574,77 +6637,77 @@
       <w:color w:val="007020"/>
     </w:rPr>
   </w:style>
-  <w:style w:type="character" w:customStyle="1" w:styleId="DataTypeTok">
+  <w:style w:customStyle="1" w:styleId="DataTypeTok" w:type="character">
     <w:name w:val="DataTypeTok"/>
     <w:basedOn w:val="VerbatimChar"/>
     <w:rPr>
       <w:color w:val="902000"/>
     </w:rPr>
   </w:style>
-  <w:style w:type="character" w:customStyle="1" w:styleId="DecValTok">
+  <w:style w:customStyle="1" w:styleId="DecValTok" w:type="character">
     <w:name w:val="DecValTok"/>
     <w:basedOn w:val="VerbatimChar"/>
     <w:rPr>
       <w:color w:val="40a070"/>
     </w:rPr>
   </w:style>
-  <w:style w:type="character" w:customStyle="1" w:styleId="BaseNTok">
+  <w:style w:customStyle="1" w:styleId="BaseNTok" w:type="character">
     <w:name w:val="BaseNTok"/>
     <w:basedOn w:val="VerbatimChar"/>
     <w:rPr>
       <w:color w:val="40a070"/>
     </w:rPr>
   </w:style>
-  <w:style w:type="character" w:customStyle="1" w:styleId="FloatTok">
+  <w:style w:customStyle="1" w:styleId="FloatTok" w:type="character">
     <w:name w:val="FloatTok"/>
     <w:basedOn w:val="VerbatimChar"/>
     <w:rPr>
       <w:color w:val="40a070"/>
     </w:rPr>
   </w:style>
-  <w:style w:type="character" w:customStyle="1" w:styleId="ConstantTok">
+  <w:style w:customStyle="1" w:styleId="ConstantTok" w:type="character">
     <w:name w:val="ConstantTok"/>
     <w:basedOn w:val="VerbatimChar"/>
     <w:rPr>
       <w:color w:val="880000"/>
     </w:rPr>
   </w:style>
-  <w:style w:type="character" w:customStyle="1" w:styleId="CharTok">
+  <w:style w:customStyle="1" w:styleId="CharTok" w:type="character">
     <w:name w:val="CharTok"/>
     <w:basedOn w:val="VerbatimChar"/>
     <w:rPr>
       <w:color w:val="4070a0"/>
     </w:rPr>
   </w:style>
-  <w:style w:type="character" w:customStyle="1" w:styleId="SpecialCharTok">
+  <w:style w:customStyle="1" w:styleId="SpecialCharTok" w:type="character">
     <w:name w:val="SpecialCharTok"/>
     <w:basedOn w:val="VerbatimChar"/>
     <w:rPr>
       <w:color w:val="4070a0"/>
     </w:rPr>
   </w:style>
-  <w:style w:type="character" w:customStyle="1" w:styleId="StringTok">
+  <w:style w:customStyle="1" w:styleId="StringTok" w:type="character">
     <w:name w:val="StringTok"/>
     <w:basedOn w:val="VerbatimChar"/>
     <w:rPr>
       <w:color w:val="4070a0"/>
     </w:rPr>
   </w:style>
-  <w:style w:type="character" w:customStyle="1" w:styleId="VerbatimStringTok">
+  <w:style w:customStyle="1" w:styleId="VerbatimStringTok" w:type="character">
     <w:name w:val="VerbatimStringTok"/>
     <w:basedOn w:val="VerbatimChar"/>
     <w:rPr>
       <w:color w:val="4070a0"/>
     </w:rPr>
   </w:style>
-  <w:style w:type="character" w:customStyle="1" w:styleId="SpecialStringTok">
+  <w:style w:customStyle="1" w:styleId="SpecialStringTok" w:type="character">
     <w:name w:val="SpecialStringTok"/>
     <w:basedOn w:val="VerbatimChar"/>
     <w:rPr>
       <w:color w:val="bb6688"/>
     </w:rPr>
   </w:style>
-  <w:style w:type="character" w:customStyle="1" w:styleId="ImportTok">
+  <w:style w:customStyle="1" w:styleId="ImportTok" w:type="character">
     <w:name w:val="ImportTok"/>
     <w:basedOn w:val="VerbatimChar"/>
     <w:rPr>
@@ -6652,7 +6715,7 @@
       <w:color w:val="008000"/>
     </w:rPr>
   </w:style>
-  <w:style w:type="character" w:customStyle="1" w:styleId="CommentTok">
+  <w:style w:customStyle="1" w:styleId="CommentTok" w:type="character">
     <w:name w:val="CommentTok"/>
     <w:basedOn w:val="VerbatimChar"/>
     <w:rPr>
@@ -6660,7 +6723,7 @@
       <w:color w:val="60a0b0"/>
     </w:rPr>
   </w:style>
-  <w:style w:type="character" w:customStyle="1" w:styleId="DocumentationTok">
+  <w:style w:customStyle="1" w:styleId="DocumentationTok" w:type="character">
     <w:name w:val="DocumentationTok"/>
     <w:basedOn w:val="VerbatimChar"/>
     <w:rPr>
@@ -6668,7 +6731,7 @@
       <w:color w:val="ba2121"/>
     </w:rPr>
   </w:style>
-  <w:style w:type="character" w:customStyle="1" w:styleId="AnnotationTok">
+  <w:style w:customStyle="1" w:styleId="AnnotationTok" w:type="character">
     <w:name w:val="AnnotationTok"/>
     <w:basedOn w:val="VerbatimChar"/>
     <w:rPr>
@@ -6677,7 +6740,7 @@
       <w:color w:val="60a0b0"/>
     </w:rPr>
   </w:style>
-  <w:style w:type="character" w:customStyle="1" w:styleId="CommentVarTok">
+  <w:style w:customStyle="1" w:styleId="CommentVarTok" w:type="character">
     <w:name w:val="CommentVarTok"/>
     <w:basedOn w:val="VerbatimChar"/>
     <w:rPr>
@@ -6686,28 +6749,28 @@
       <w:color w:val="60a0b0"/>
     </w:rPr>
   </w:style>
-  <w:style w:type="character" w:customStyle="1" w:styleId="OtherTok">
+  <w:style w:customStyle="1" w:styleId="OtherTok" w:type="character">
     <w:name w:val="OtherTok"/>
     <w:basedOn w:val="VerbatimChar"/>
     <w:rPr>
       <w:color w:val="007020"/>
     </w:rPr>
   </w:style>
-  <w:style w:type="character" w:customStyle="1" w:styleId="FunctionTok">
+  <w:style w:customStyle="1" w:styleId="FunctionTok" w:type="character">
     <w:name w:val="FunctionTok"/>
     <w:basedOn w:val="VerbatimChar"/>
     <w:rPr>
       <w:color w:val="06287e"/>
     </w:rPr>
   </w:style>
-  <w:style w:type="character" w:customStyle="1" w:styleId="VariableTok">
+  <w:style w:customStyle="1" w:styleId="VariableTok" w:type="character">
     <w:name w:val="VariableTok"/>
     <w:basedOn w:val="VerbatimChar"/>
     <w:rPr>
       <w:color w:val="19177c"/>
     </w:rPr>
   </w:style>
-  <w:style w:type="character" w:customStyle="1" w:styleId="ControlFlowTok">
+  <w:style w:customStyle="1" w:styleId="ControlFlowTok" w:type="character">
     <w:name w:val="ControlFlowTok"/>
     <w:basedOn w:val="VerbatimChar"/>
     <w:rPr>
@@ -6715,45 +6778,45 @@
       <w:color w:val="007020"/>
     </w:rPr>
   </w:style>
-  <w:style w:type="character" w:customStyle="1" w:styleId="OperatorTok">
+  <w:style w:customStyle="1" w:styleId="OperatorTok" w:type="character">
     <w:name w:val="OperatorTok"/>
     <w:basedOn w:val="VerbatimChar"/>
     <w:rPr>
       <w:color w:val="666666"/>
     </w:rPr>
   </w:style>
-  <w:style w:type="character" w:customStyle="1" w:styleId="BuiltInTok">
+  <w:style w:customStyle="1" w:styleId="BuiltInTok" w:type="character">
     <w:name w:val="BuiltInTok"/>
     <w:basedOn w:val="VerbatimChar"/>
     <w:rPr>
       <w:color w:val="008000"/>
     </w:rPr>
   </w:style>
-  <w:style w:type="character" w:customStyle="1" w:styleId="ExtensionTok">
+  <w:style w:customStyle="1" w:styleId="ExtensionTok" w:type="character">
     <w:name w:val="ExtensionTok"/>
     <w:basedOn w:val="VerbatimChar"/>
     <w:rPr/>
   </w:style>
-  <w:style w:type="character" w:customStyle="1" w:styleId="PreprocessorTok">
+  <w:style w:customStyle="1" w:styleId="PreprocessorTok" w:type="character">
     <w:name w:val="PreprocessorTok"/>
     <w:basedOn w:val="VerbatimChar"/>
     <w:rPr>
       <w:color w:val="bc7a00"/>
     </w:rPr>
   </w:style>
-  <w:style w:type="character" w:customStyle="1" w:styleId="AttributeTok">
+  <w:style w:customStyle="1" w:styleId="AttributeTok" w:type="character">
     <w:name w:val="AttributeTok"/>
     <w:basedOn w:val="VerbatimChar"/>
     <w:rPr>
       <w:color w:val="7d9029"/>
     </w:rPr>
   </w:style>
-  <w:style w:type="character" w:customStyle="1" w:styleId="RegionMarkerTok">
+  <w:style w:customStyle="1" w:styleId="RegionMarkerTok" w:type="character">
     <w:name w:val="RegionMarkerTok"/>
     <w:basedOn w:val="VerbatimChar"/>
     <w:rPr/>
   </w:style>
-  <w:style w:type="character" w:customStyle="1" w:styleId="InformationTok">
+  <w:style w:customStyle="1" w:styleId="InformationTok" w:type="character">
     <w:name w:val="InformationTok"/>
     <w:basedOn w:val="VerbatimChar"/>
     <w:rPr>
@@ -6762,7 +6825,7 @@
       <w:color w:val="60a0b0"/>
     </w:rPr>
   </w:style>
-  <w:style w:type="character" w:customStyle="1" w:styleId="WarningTok">
+  <w:style w:customStyle="1" w:styleId="WarningTok" w:type="character">
     <w:name w:val="WarningTok"/>
     <w:basedOn w:val="VerbatimChar"/>
     <w:rPr>
@@ -6771,7 +6834,7 @@
       <w:color w:val="60a0b0"/>
     </w:rPr>
   </w:style>
-  <w:style w:type="character" w:customStyle="1" w:styleId="AlertTok">
+  <w:style w:customStyle="1" w:styleId="AlertTok" w:type="character">
     <w:name w:val="AlertTok"/>
     <w:basedOn w:val="VerbatimChar"/>
     <w:rPr>
@@ -6779,7 +6842,7 @@
       <w:color w:val="ff0000"/>
     </w:rPr>
   </w:style>
-  <w:style w:type="character" w:customStyle="1" w:styleId="ErrorTok">
+  <w:style w:customStyle="1" w:styleId="ErrorTok" w:type="character">
     <w:name w:val="ErrorTok"/>
     <w:basedOn w:val="VerbatimChar"/>
     <w:rPr>
@@ -6787,7 +6850,7 @@
       <w:color w:val="ff0000"/>
     </w:rPr>
   </w:style>
-  <w:style w:type="character" w:customStyle="1" w:styleId="NormalTok">
+  <w:style w:customStyle="1" w:styleId="NormalTok" w:type="character">
     <w:name w:val="NormalTok"/>
     <w:basedOn w:val="VerbatimChar"/>
     <w:rPr/>

--- a/05_ARTEFACTOS_DE_CODIGO/ES/WORD/05_Artefactos_De_Codigo.docx
+++ b/05_ARTEFACTOS_DE_CODIGO/ES/WORD/05_Artefactos_De_Codigo.docx
@@ -268,7 +268,7 @@
               <w:pStyle w:val="Compact"/>
             </w:pPr>
             <w:r>
-              <w:t xml:space="preserve">20 de octubre de 2026</w:t>
+              <w:t xml:space="preserve">21 de octubre de 2026</w:t>
             </w:r>
           </w:p>
         </w:tc>
@@ -386,7 +386,7 @@
           <w:i/>
           <w:iCs/>
         </w:rPr>
-        <w:t xml:space="preserve">, corte 20 de octubre de 2026)</w:t>
+        <w:t xml:space="preserve">, corte 21 de octubre de 2026)</w:t>
       </w:r>
     </w:p>
     <w:tbl>
@@ -508,18 +508,18 @@
               <w:pStyle w:val="Compact"/>
             </w:pPr>
             <w:r>
-              <w:t xml:space="preserve">449</w:t>
-            </w:r>
-          </w:p>
-        </w:tc>
-        <w:tc>
-          <w:tcPr/>
-          <w:p>
-            <w:pPr>
-              <w:pStyle w:val="Compact"/>
-            </w:pPr>
-            <w:r>
-              <w:t xml:space="preserve">2026-10-20</w:t>
+              <w:t xml:space="preserve">474</w:t>
+            </w:r>
+          </w:p>
+        </w:tc>
+        <w:tc>
+          <w:tcPr/>
+          <w:p>
+            <w:pPr>
+              <w:pStyle w:val="Compact"/>
+            </w:pPr>
+            <w:r>
+              <w:t xml:space="preserve">2026-10-21</w:t>
             </w:r>
           </w:p>
         </w:tc>
@@ -570,18 +570,18 @@
               <w:pStyle w:val="Compact"/>
             </w:pPr>
             <w:r>
-              <w:t xml:space="preserve">221</w:t>
-            </w:r>
-          </w:p>
-        </w:tc>
-        <w:tc>
-          <w:tcPr/>
-          <w:p>
-            <w:pPr>
-              <w:pStyle w:val="Compact"/>
-            </w:pPr>
-            <w:r>
-              <w:t xml:space="preserve">2026-10-20</w:t>
+              <w:t xml:space="preserve">236</w:t>
+            </w:r>
+          </w:p>
+        </w:tc>
+        <w:tc>
+          <w:tcPr/>
+          <w:p>
+            <w:pPr>
+              <w:pStyle w:val="Compact"/>
+            </w:pPr>
+            <w:r>
+              <w:t xml:space="preserve">2026-10-21</w:t>
             </w:r>
           </w:p>
         </w:tc>
@@ -632,18 +632,18 @@
               <w:pStyle w:val="Compact"/>
             </w:pPr>
             <w:r>
-              <w:t xml:space="preserve">68</w:t>
-            </w:r>
-          </w:p>
-        </w:tc>
-        <w:tc>
-          <w:tcPr/>
-          <w:p>
-            <w:pPr>
-              <w:pStyle w:val="Compact"/>
-            </w:pPr>
-            <w:r>
-              <w:t xml:space="preserve">2026-10-19</w:t>
+              <w:t xml:space="preserve">86</w:t>
+            </w:r>
+          </w:p>
+        </w:tc>
+        <w:tc>
+          <w:tcPr/>
+          <w:p>
+            <w:pPr>
+              <w:pStyle w:val="Compact"/>
+            </w:pPr>
+            <w:r>
+              <w:t xml:space="preserve">2026-10-21</w:t>
             </w:r>
           </w:p>
         </w:tc>
@@ -694,18 +694,18 @@
               <w:pStyle w:val="Compact"/>
             </w:pPr>
             <w:r>
-              <w:t xml:space="preserve">16</w:t>
-            </w:r>
-          </w:p>
-        </w:tc>
-        <w:tc>
-          <w:tcPr/>
-          <w:p>
-            <w:pPr>
-              <w:pStyle w:val="Compact"/>
-            </w:pPr>
-            <w:r>
-              <w:t xml:space="preserve">2026-10-19</w:t>
+              <w:t xml:space="preserve">21</w:t>
+            </w:r>
+          </w:p>
+        </w:tc>
+        <w:tc>
+          <w:tcPr/>
+          <w:p>
+            <w:pPr>
+              <w:pStyle w:val="Compact"/>
+            </w:pPr>
+            <w:r>
+              <w:t xml:space="preserve">2026-10-21</w:t>
             </w:r>
           </w:p>
         </w:tc>
@@ -756,18 +756,18 @@
               <w:pStyle w:val="Compact"/>
             </w:pPr>
             <w:r>
-              <w:t xml:space="preserve">60</w:t>
-            </w:r>
-          </w:p>
-        </w:tc>
-        <w:tc>
-          <w:tcPr/>
-          <w:p>
-            <w:pPr>
-              <w:pStyle w:val="Compact"/>
-            </w:pPr>
-            <w:r>
-              <w:t xml:space="preserve">2026-10-20</w:t>
+              <w:t xml:space="preserve">63</w:t>
+            </w:r>
+          </w:p>
+        </w:tc>
+        <w:tc>
+          <w:tcPr/>
+          <w:p>
+            <w:pPr>
+              <w:pStyle w:val="Compact"/>
+            </w:pPr>
+            <w:r>
+              <w:t xml:space="preserve">2026-10-21</w:t>
             </w:r>
           </w:p>
         </w:tc>
@@ -880,18 +880,18 @@
               <w:pStyle w:val="Compact"/>
             </w:pPr>
             <w:r>
-              <w:t xml:space="preserve">54</w:t>
-            </w:r>
-          </w:p>
-        </w:tc>
-        <w:tc>
-          <w:tcPr/>
-          <w:p>
-            <w:pPr>
-              <w:pStyle w:val="Compact"/>
-            </w:pPr>
-            <w:r>
-              <w:t xml:space="preserve">2026-10-19</w:t>
+              <w:t xml:space="preserve">61</w:t>
+            </w:r>
+          </w:p>
+        </w:tc>
+        <w:tc>
+          <w:tcPr/>
+          <w:p>
+            <w:pPr>
+              <w:pStyle w:val="Compact"/>
+            </w:pPr>
+            <w:r>
+              <w:t xml:space="preserve">2026-10-21</w:t>
             </w:r>
           </w:p>
         </w:tc>
@@ -942,18 +942,18 @@
               <w:pStyle w:val="Compact"/>
             </w:pPr>
             <w:r>
-              <w:t xml:space="preserve">42</w:t>
-            </w:r>
-          </w:p>
-        </w:tc>
-        <w:tc>
-          <w:tcPr/>
-          <w:p>
-            <w:pPr>
-              <w:pStyle w:val="Compact"/>
-            </w:pPr>
-            <w:r>
-              <w:t xml:space="preserve">2026-10-19</w:t>
+              <w:t xml:space="preserve">50</w:t>
+            </w:r>
+          </w:p>
+        </w:tc>
+        <w:tc>
+          <w:tcPr/>
+          <w:p>
+            <w:pPr>
+              <w:pStyle w:val="Compact"/>
+            </w:pPr>
+            <w:r>
+              <w:t xml:space="preserve">2026-10-21</w:t>
             </w:r>
           </w:p>
         </w:tc>
@@ -1004,18 +1004,18 @@
               <w:pStyle w:val="Compact"/>
             </w:pPr>
             <w:r>
-              <w:t xml:space="preserve">46</w:t>
-            </w:r>
-          </w:p>
-        </w:tc>
-        <w:tc>
-          <w:tcPr/>
-          <w:p>
-            <w:pPr>
-              <w:pStyle w:val="Compact"/>
-            </w:pPr>
-            <w:r>
-              <w:t xml:space="preserve">2026-10-19</w:t>
+              <w:t xml:space="preserve">49</w:t>
+            </w:r>
+          </w:p>
+        </w:tc>
+        <w:tc>
+          <w:tcPr/>
+          <w:p>
+            <w:pPr>
+              <w:pStyle w:val="Compact"/>
+            </w:pPr>
+            <w:r>
+              <w:t xml:space="preserve">2026-10-21</w:t>
             </w:r>
           </w:p>
         </w:tc>
@@ -1066,18 +1066,18 @@
               <w:pStyle w:val="Compact"/>
             </w:pPr>
             <w:r>
-              <w:t xml:space="preserve">39</w:t>
-            </w:r>
-          </w:p>
-        </w:tc>
-        <w:tc>
-          <w:tcPr/>
-          <w:p>
-            <w:pPr>
-              <w:pStyle w:val="Compact"/>
-            </w:pPr>
-            <w:r>
-              <w:t xml:space="preserve">2026-10-19</w:t>
+              <w:t xml:space="preserve">42</w:t>
+            </w:r>
+          </w:p>
+        </w:tc>
+        <w:tc>
+          <w:tcPr/>
+          <w:p>
+            <w:pPr>
+              <w:pStyle w:val="Compact"/>
+            </w:pPr>
+            <w:r>
+              <w:t xml:space="preserve">2026-10-21</w:t>
             </w:r>
           </w:p>
         </w:tc>
@@ -1241,18 +1241,18 @@
               <w:pStyle w:val="Compact"/>
             </w:pPr>
             <w:r>
-              <w:t xml:space="preserve">442</w:t>
-            </w:r>
-          </w:p>
-        </w:tc>
-        <w:tc>
-          <w:tcPr/>
-          <w:p>
-            <w:pPr>
-              <w:pStyle w:val="Compact"/>
-            </w:pPr>
-            <w:r>
-              <w:t xml:space="preserve">47 100</w:t>
+              <w:t xml:space="preserve">449</w:t>
+            </w:r>
+          </w:p>
+        </w:tc>
+        <w:tc>
+          <w:tcPr/>
+          <w:p>
+            <w:pPr>
+              <w:pStyle w:val="Compact"/>
+            </w:pPr>
+            <w:r>
+              <w:t xml:space="preserve">48 202</w:t>
             </w:r>
           </w:p>
         </w:tc>
@@ -1296,18 +1296,18 @@
               <w:pStyle w:val="Compact"/>
             </w:pPr>
             <w:r>
-              <w:t xml:space="preserve">293</w:t>
-            </w:r>
-          </w:p>
-        </w:tc>
-        <w:tc>
-          <w:tcPr/>
-          <w:p>
-            <w:pPr>
-              <w:pStyle w:val="Compact"/>
-            </w:pPr>
-            <w:r>
-              <w:t xml:space="preserve">34 884</w:t>
+              <w:t xml:space="preserve">296</w:t>
+            </w:r>
+          </w:p>
+        </w:tc>
+        <w:tc>
+          <w:tcPr/>
+          <w:p>
+            <w:pPr>
+              <w:pStyle w:val="Compact"/>
+            </w:pPr>
+            <w:r>
+              <w:t xml:space="preserve">35 540</w:t>
             </w:r>
           </w:p>
         </w:tc>
@@ -1339,7 +1339,7 @@
         <w:t xml:space="preserve"> </w:t>
       </w:r>
       <w:r>
-        <w:t xml:space="preserve">Conteo del 20 de octubre de 2026 con</w:t>
+        <w:t xml:space="preserve">Conteo del 21 de octubre de 2026 con</w:t>
       </w:r>
       <w:r>
         <w:t xml:space="preserve"> </w:t>
@@ -1865,6 +1865,24 @@
               </w:rPr>
               <w:t xml:space="preserve">api</w:t>
             </w:r>
+            <w:r>
+              <w:t xml:space="preserve">;</w:t>
+            </w:r>
+            <w:r>
+              <w:t xml:space="preserve"> </w:t>
+            </w:r>
+            <w:r>
+              <w:rPr>
+                <w:rStyle w:val="VerbatimChar"/>
+              </w:rPr>
+              <w:t xml:space="preserve">auth</w:t>
+            </w:r>
+            <w:r>
+              <w:t xml:space="preserve"> </w:t>
+            </w:r>
+            <w:r>
+              <w:t xml:space="preserve">además sigue el inicio y el cierre de sesión de las otras pestañas del mismo navegador</w:t>
+            </w:r>
           </w:p>
         </w:tc>
       </w:tr>
@@ -1902,7 +1920,19 @@
               <w:pStyle w:val="Compact"/>
             </w:pPr>
             <w:r>
-              <w:t xml:space="preserve">Interfaces de los DTO y utilidades (por ejemplo traducción de errores de la API)</w:t>
+              <w:t xml:space="preserve">Interfaces de los DTO y utilidades (por ejemplo traducción de errores de la API y</w:t>
+            </w:r>
+            <w:r>
+              <w:t xml:space="preserve"> </w:t>
+            </w:r>
+            <w:r>
+              <w:rPr>
+                <w:rStyle w:val="VerbatimChar"/>
+              </w:rPr>
+              <w:t xml:space="preserve">image-compress.ts</w:t>
+            </w:r>
+            <w:r>
+              <w:t xml:space="preserve">, que reduce la imagen del comprobante a máximo 2 MB antes de subirla)</w:t>
             </w:r>
           </w:p>
         </w:tc>
@@ -3176,10 +3206,22 @@
               <w:t xml:space="preserve">AppProviders</w:t>
             </w:r>
             <w:r>
-              <w:t xml:space="preserve"> </w:t>
-            </w:r>
-            <w:r>
-              <w:t xml:space="preserve">y sincronización de preferencias de la cuenta</w:t>
+              <w:t xml:space="preserve">, sincronización de las preferencias de la cuenta y del token de avisos push, y</w:t>
+            </w:r>
+            <w:r>
+              <w:t xml:space="preserve"> </w:t>
+            </w:r>
+            <w:r>
+              <w:rPr>
+                <w:rStyle w:val="VerbatimChar"/>
+              </w:rPr>
+              <w:t xml:space="preserve">AppUpdatesCheck</w:t>
+            </w:r>
+            <w:r>
+              <w:t xml:space="preserve"> </w:t>
+            </w:r>
+            <w:r>
+              <w:t xml:space="preserve">(si el servidor publicó un APK más nuevo, exige instalarlo antes de seguir)</w:t>
             </w:r>
           </w:p>
         </w:tc>
@@ -3414,6 +3456,33 @@
               <w:t xml:space="preserve">payments</w:t>
             </w:r>
             <w:r>
+              <w:t xml:space="preserve"> </w:t>
+            </w:r>
+            <w:r>
+              <w:t xml:space="preserve">(con</w:t>
+            </w:r>
+            <w:r>
+              <w:t xml:space="preserve"> </w:t>
+            </w:r>
+            <w:r>
+              <w:rPr>
+                <w:rStyle w:val="VerbatimChar"/>
+              </w:rPr>
+              <w:t xml:space="preserve">receiptImage.ts</w:t>
+            </w:r>
+            <w:r>
+              <w:t xml:space="preserve">, que comprime el comprobante a máximo 2 MB),</w:t>
+            </w:r>
+            <w:r>
+              <w:t xml:space="preserve"> </w:t>
+            </w:r>
+            <w:r>
+              <w:rPr>
+                <w:rStyle w:val="VerbatimChar"/>
+              </w:rPr>
+              <w:t xml:space="preserve">notifications</w:t>
+            </w:r>
+            <w:r>
               <w:t xml:space="preserve">,</w:t>
             </w:r>
             <w:r>
@@ -3423,7 +3492,7 @@
               <w:rPr>
                 <w:rStyle w:val="VerbatimChar"/>
               </w:rPr>
-              <w:t xml:space="preserve">notifications</w:t>
+              <w:t xml:space="preserve">users</w:t>
             </w:r>
             <w:r>
               <w:t xml:space="preserve">,</w:t>
@@ -3435,7 +3504,25 @@
               <w:rPr>
                 <w:rStyle w:val="VerbatimChar"/>
               </w:rPr>
-              <w:t xml:space="preserve">users</w:t>
+              <w:t xml:space="preserve">appUpdates</w:t>
+            </w:r>
+            <w:r>
+              <w:t xml:space="preserve"> </w:t>
+            </w:r>
+            <w:r>
+              <w:t xml:space="preserve">(lee</w:t>
+            </w:r>
+            <w:r>
+              <w:t xml:space="preserve"> </w:t>
+            </w:r>
+            <w:r>
+              <w:rPr>
+                <w:rStyle w:val="VerbatimChar"/>
+              </w:rPr>
+              <w:t xml:space="preserve">/app/version.json</w:t>
+            </w:r>
+            <w:r>
+              <w:t xml:space="preserve">)</w:t>
             </w:r>
           </w:p>
         </w:tc>
@@ -5116,7 +5203,184 @@
     </w:tbl>
     <w:p>
       <w:pPr>
-        <w:pStyle w:val="BodyText"/>
+        <w:pStyle w:val="BlockText"/>
+      </w:pPr>
+      <w:r>
+        <w:rPr>
+          <w:i/>
+          <w:iCs/>
+        </w:rPr>
+        <w:t xml:space="preserve">Nota.</w:t>
+      </w:r>
+      <w:r>
+        <w:t xml:space="preserve"> </w:t>
+      </w:r>
+      <w:r>
+        <w:t xml:space="preserve">Las variables del 21 de octubre de 2026 no están en</w:t>
+      </w:r>
+      <w:r>
+        <w:t xml:space="preserve"> </w:t>
+      </w:r>
+      <w:r>
+        <w:rPr>
+          <w:rStyle w:val="VerbatimChar"/>
+        </w:rPr>
+        <w:t xml:space="preserve">.env.example</w:t>
+      </w:r>
+      <w:r>
+        <w:t xml:space="preserve"> </w:t>
+      </w:r>
+      <w:r>
+        <w:t xml:space="preserve">ni en el compose porque tienen valor por defecto:</w:t>
+      </w:r>
+      <w:r>
+        <w:t xml:space="preserve"> </w:t>
+      </w:r>
+      <w:r>
+        <w:rPr>
+          <w:rStyle w:val="VerbatimChar"/>
+        </w:rPr>
+        <w:t xml:space="preserve">SESSION_CHECK_ENABLED</w:t>
+      </w:r>
+      <w:r>
+        <w:t xml:space="preserve">,</w:t>
+      </w:r>
+      <w:r>
+        <w:t xml:space="preserve"> </w:t>
+      </w:r>
+      <w:r>
+        <w:rPr>
+          <w:rStyle w:val="VerbatimChar"/>
+        </w:rPr>
+        <w:t xml:space="preserve">SESSION_CHECK_CACHE_TTL</w:t>
+      </w:r>
+      <w:r>
+        <w:t xml:space="preserve"> </w:t>
+      </w:r>
+      <w:r>
+        <w:t xml:space="preserve">y</w:t>
+      </w:r>
+      <w:r>
+        <w:t xml:space="preserve"> </w:t>
+      </w:r>
+      <w:r>
+        <w:rPr>
+          <w:rStyle w:val="VerbatimChar"/>
+        </w:rPr>
+        <w:t xml:space="preserve">SESSION_CHECK_TIMEOUT</w:t>
+      </w:r>
+      <w:r>
+        <w:t xml:space="preserve"> </w:t>
+      </w:r>
+      <w:r>
+        <w:t xml:space="preserve">(chequeo de sesión del gateway: activo, 30 s y 3 s);</w:t>
+      </w:r>
+      <w:r>
+        <w:t xml:space="preserve"> </w:t>
+      </w:r>
+      <w:r>
+        <w:rPr>
+          <w:rStyle w:val="VerbatimChar"/>
+        </w:rPr>
+        <w:t xml:space="preserve">BOOKING_EXPIRY_CHECK_ENABLED</w:t>
+      </w:r>
+      <w:r>
+        <w:t xml:space="preserve"> </w:t>
+      </w:r>
+      <w:r>
+        <w:t xml:space="preserve">y</w:t>
+      </w:r>
+      <w:r>
+        <w:t xml:space="preserve"> </w:t>
+      </w:r>
+      <w:r>
+        <w:rPr>
+          <w:rStyle w:val="VerbatimChar"/>
+        </w:rPr>
+        <w:t xml:space="preserve">BOOKING_EXPIRY_CHECK_INTERVAL</w:t>
+      </w:r>
+      <w:r>
+        <w:t xml:space="preserve"> </w:t>
+      </w:r>
+      <w:r>
+        <w:t xml:space="preserve">(cancelación de las reservas programadas que vencieron sin confirmarse, en booking-service: activa y cada 5 minutos);</w:t>
+      </w:r>
+      <w:r>
+        <w:t xml:space="preserve"> </w:t>
+      </w:r>
+      <w:r>
+        <w:rPr>
+          <w:rStyle w:val="VerbatimChar"/>
+        </w:rPr>
+        <w:t xml:space="preserve">BOOKING_EXPIRY_GRACE_MINUTES</w:t>
+      </w:r>
+      <w:r>
+        <w:t xml:space="preserve"> </w:t>
+      </w:r>
+      <w:r>
+        <w:t xml:space="preserve">(60 minutos de margen después del fin de la reserva, que usan booking-service y operations-service), y</w:t>
+      </w:r>
+      <w:r>
+        <w:t xml:space="preserve"> </w:t>
+      </w:r>
+      <w:r>
+        <w:rPr>
+          <w:rStyle w:val="VerbatimChar"/>
+        </w:rPr>
+        <w:t xml:space="preserve">FOLLOW_UP_ENABLED</w:t>
+      </w:r>
+      <w:r>
+        <w:t xml:space="preserve"> </w:t>
+      </w:r>
+      <w:r>
+        <w:t xml:space="preserve">y</w:t>
+      </w:r>
+      <w:r>
+        <w:t xml:space="preserve"> </w:t>
+      </w:r>
+      <w:r>
+        <w:rPr>
+          <w:rStyle w:val="VerbatimChar"/>
+        </w:rPr>
+        <w:t xml:space="preserve">FOLLOW_UP_INTERVAL</w:t>
+      </w:r>
+      <w:r>
+        <w:t xml:space="preserve"> </w:t>
+      </w:r>
+      <w:r>
+        <w:t xml:space="preserve">(seguimiento de las reservas que terminaron y nadie cerró, en operations-service: activo y cada 5 minutos; necesita</w:t>
+      </w:r>
+      <w:r>
+        <w:t xml:space="preserve"> </w:t>
+      </w:r>
+      <w:r>
+        <w:rPr>
+          <w:rStyle w:val="VerbatimChar"/>
+        </w:rPr>
+        <w:t xml:space="preserve">INTERNAL_API_KEY</w:t>
+      </w:r>
+      <w:r>
+        <w:t xml:space="preserve">). Solo cambian si el servicio se corre desde el IDE o si se agregan al</w:t>
+      </w:r>
+      <w:r>
+        <w:t xml:space="preserve"> </w:t>
+      </w:r>
+      <w:r>
+        <w:rPr>
+          <w:rStyle w:val="VerbatimChar"/>
+        </w:rPr>
+        <w:t xml:space="preserve">environment</w:t>
+      </w:r>
+      <w:r>
+        <w:t xml:space="preserve"> </w:t>
+      </w:r>
+      <w:r>
+        <w:t xml:space="preserve">del servicio en el compose.</w:t>
+      </w:r>
+    </w:p>
+    <w:p>
+      <w:pPr>
+        <w:pStyle w:val="FirstParagraph"/>
       </w:pPr>
       <w:r>
         <w:t xml:space="preserve">Para correr un servicio Java desde la consola se usa su Maven Wrapper (</w:t>

--- a/05_ARTEFACTOS_DE_CODIGO/ES/WORD/05_Artefactos_De_Codigo.docx
+++ b/05_ARTEFACTOS_DE_CODIGO/ES/WORD/05_Artefactos_De_Codigo.docx
@@ -2,7 +2,7 @@
 <file path=word/document.xml><?xml version="1.0" encoding="utf-8"?>
 <w:document xmlns:w="http://schemas.openxmlformats.org/wordprocessingml/2006/main" xmlns:m="http://schemas.openxmlformats.org/officeDocument/2006/math" xmlns:r="http://schemas.openxmlformats.org/officeDocument/2006/relationships" xmlns:o="urn:schemas-microsoft-com:office:office" xmlns:v="urn:schemas-microsoft-com:vml" xmlns:w10="urn:schemas-microsoft-com:office:word" xmlns:a="http://schemas.openxmlformats.org/drawingml/2006/main" xmlns:pic="http://schemas.openxmlformats.org/drawingml/2006/picture" xmlns:wp="http://schemas.openxmlformats.org/drawingml/2006/wordprocessingDrawing">
   <w:body>
-    <w:bookmarkStart w:id="48" w:name="X974b29da5ef87e6fddb6f18c24ff84b9789dc25"/>
+    <w:bookmarkStart w:id="37" w:name="X974b29da5ef87e6fddb6f18c24ff84b9789dc25"/>
     <w:p>
       <w:pPr>
         <w:pStyle w:val="Heading1"/>
@@ -11,7 +11,7 @@
         <w:t xml:space="preserve">Artefactos de Código — Sistema de Lavado Vehicular</w:t>
       </w:r>
     </w:p>
-    <w:bookmarkStart w:id="20" w:name="portada"/>
+    <w:bookmarkStart w:id="9" w:name="portada"/>
     <w:p>
       <w:pPr>
         <w:pStyle w:val="Heading2"/>
@@ -268,7 +268,7 @@
               <w:pStyle w:val="Compact"/>
             </w:pPr>
             <w:r>
-              <w:t xml:space="preserve">21 de octubre de 2026</w:t>
+              <w:t xml:space="preserve">24 de octubre de 2026</w:t>
             </w:r>
           </w:p>
         </w:tc>
@@ -330,11 +330,138 @@
         <w:t xml:space="preserve">deploy.yml</w:t>
       </w:r>
       <w:r>
-        <w:t xml:space="preserve">, un flujo que se lanza a mano para actualizar el servidor. Este documento inventaría los dos clientes y explica cómo compilarlos y ejecutarlos; el backend se describe solo en lo necesario para que los clientes funcionen. No se reproduce el código fuente.</w:t>
+        <w:t xml:space="preserve">, el flujo que actualiza el servidor. Desde el 26 de octubre de 2026 el despliegue continuo corre solo: el job "Pedir despliegue" en el</w:t>
+      </w:r>
+      <w:r>
+        <w:t xml:space="preserve"> </w:t>
+      </w:r>
+      <w:r>
+        <w:rPr>
+          <w:rStyle w:val="VerbatimChar"/>
+        </w:rPr>
+        <w:t xml:space="preserve">ci.yml</w:t>
+      </w:r>
+      <w:r>
+        <w:t xml:space="preserve"> </w:t>
+      </w:r>
+      <w:r>
+        <w:t xml:space="preserve">de 8 repositorios lanza ese flujo con cada fusión a</w:t>
+      </w:r>
+      <w:r>
+        <w:t xml:space="preserve"> </w:t>
+      </w:r>
+      <w:r>
+        <w:rPr>
+          <w:rStyle w:val="VerbatimChar"/>
+        </w:rPr>
+        <w:t xml:space="preserve">main</w:t>
+      </w:r>
+      <w:r>
+        <w:t xml:space="preserve">, y</w:t>
+      </w:r>
+      <w:r>
+        <w:t xml:space="preserve"> </w:t>
+      </w:r>
+      <w:r>
+        <w:rPr>
+          <w:rStyle w:val="VerbatimChar"/>
+        </w:rPr>
+        <w:t xml:space="preserve">cd.yml</w:t>
+      </w:r>
+      <w:r>
+        <w:t xml:space="preserve"> </w:t>
+      </w:r>
+      <w:r>
+        <w:t xml:space="preserve">en la app móvil publica la actualización por internet si la huella nativa coincide con la del APK publicado (</w:t>
+      </w:r>
+      <w:r>
+        <w:rPr>
+          <w:i/>
+          <w:iCs/>
+        </w:rPr>
+        <w:t xml:space="preserve">versionCode</w:t>
+      </w:r>
+      <w:r>
+        <w:t xml:space="preserve"> </w:t>
+      </w:r>
+      <w:r>
+        <w:t xml:space="preserve">6). El 23 de octubre de 2026 se etiquetó</w:t>
+      </w:r>
+      <w:r>
+        <w:t xml:space="preserve"> </w:t>
+      </w:r>
+      <w:r>
+        <w:rPr>
+          <w:rStyle w:val="VerbatimChar"/>
+        </w:rPr>
+        <w:t xml:space="preserve">v1.0.0</w:t>
+      </w:r>
+      <w:r>
+        <w:t xml:space="preserve"> </w:t>
+      </w:r>
+      <w:r>
+        <w:t xml:space="preserve">en 8 de los 10 repositorios y el 24 en payment-service; el 26 de octubre salió</w:t>
+      </w:r>
+      <w:r>
+        <w:t xml:space="preserve"> </w:t>
+      </w:r>
+      <w:r>
+        <w:rPr>
+          <w:rStyle w:val="VerbatimChar"/>
+        </w:rPr>
+        <w:t xml:space="preserve">v1.1.0</w:t>
+      </w:r>
+      <w:r>
+        <w:t xml:space="preserve"> </w:t>
+      </w:r>
+      <w:r>
+        <w:t xml:space="preserve">en los 10 (la primera de la app móvil) y</w:t>
+      </w:r>
+      <w:r>
+        <w:t xml:space="preserve"> </w:t>
+      </w:r>
+      <w:r>
+        <w:rPr>
+          <w:rStyle w:val="VerbatimChar"/>
+        </w:rPr>
+        <w:t xml:space="preserve">v1.1.1</w:t>
+      </w:r>
+      <w:r>
+        <w:t xml:space="preserve"> </w:t>
+      </w:r>
+      <w:r>
+        <w:t xml:space="preserve">en la web, la app móvil, payment-service e infra, y el servidor público corre</w:t>
+      </w:r>
+      <w:r>
+        <w:t xml:space="preserve"> </w:t>
+      </w:r>
+      <w:r>
+        <w:rPr>
+          <w:rStyle w:val="VerbatimChar"/>
+        </w:rPr>
+        <w:t xml:space="preserve">main</w:t>
+      </w:r>
+      <w:r>
+        <w:t xml:space="preserve">. La imagen de la web publicada corre nginx sin</w:t>
+      </w:r>
+      <w:r>
+        <w:t xml:space="preserve"> </w:t>
+      </w:r>
+      <w:r>
+        <w:rPr>
+          <w:rStyle w:val="VerbatimChar"/>
+        </w:rPr>
+        <w:t xml:space="preserve">root</w:t>
+      </w:r>
+      <w:r>
+        <w:t xml:space="preserve"> </w:t>
+      </w:r>
+      <w:r>
+        <w:t xml:space="preserve">en el puerto 8080. Este documento inventaría los dos clientes y explica cómo compilarlos y ejecutarlos; el backend se describe solo en lo necesario para que los clientes funcionen. No se reproduce el código fuente.</w:t>
       </w:r>
     </w:p>
-    <w:bookmarkEnd w:id="20"/>
-    <w:bookmarkStart w:id="31" w:name="X850f57980062b7cb2ad4f21af35007711c748fe"/>
+    <w:bookmarkEnd w:id="9"/>
+    <w:bookmarkStart w:id="20" w:name="X850f57980062b7cb2ad4f21af35007711c748fe"/>
     <w:p>
       <w:pPr>
         <w:pStyle w:val="Heading2"/>
@@ -386,7 +513,7 @@
           <w:i/>
           <w:iCs/>
         </w:rPr>
-        <w:t xml:space="preserve">, corte 21 de octubre de 2026)</w:t>
+        <w:t xml:space="preserve">, corte 24 de octubre de 2026)</w:t>
       </w:r>
     </w:p>
     <w:tbl>
@@ -480,7 +607,7 @@
             <w:pPr>
               <w:pStyle w:val="Compact"/>
             </w:pPr>
-            <w:hyperlink r:id="rId21">
+            <w:hyperlink r:id="rId10">
               <w:r>
                 <w:rPr>
                   <w:rStyle w:val="Hyperlink"/>
@@ -508,18 +635,18 @@
               <w:pStyle w:val="Compact"/>
             </w:pPr>
             <w:r>
-              <w:t xml:space="preserve">474</w:t>
-            </w:r>
-          </w:p>
-        </w:tc>
-        <w:tc>
-          <w:tcPr/>
-          <w:p>
-            <w:pPr>
-              <w:pStyle w:val="Compact"/>
-            </w:pPr>
-            <w:r>
-              <w:t xml:space="preserve">2026-10-21</w:t>
+              <w:t xml:space="preserve">576</w:t>
+            </w:r>
+          </w:p>
+        </w:tc>
+        <w:tc>
+          <w:tcPr/>
+          <w:p>
+            <w:pPr>
+              <w:pStyle w:val="Compact"/>
+            </w:pPr>
+            <w:r>
+              <w:t xml:space="preserve">2026-10-24</w:t>
             </w:r>
           </w:p>
         </w:tc>
@@ -542,7 +669,7 @@
             <w:pPr>
               <w:pStyle w:val="Compact"/>
             </w:pPr>
-            <w:hyperlink r:id="rId22">
+            <w:hyperlink r:id="rId11">
               <w:r>
                 <w:rPr>
                   <w:rStyle w:val="Hyperlink"/>
@@ -570,18 +697,18 @@
               <w:pStyle w:val="Compact"/>
             </w:pPr>
             <w:r>
-              <w:t xml:space="preserve">236</w:t>
-            </w:r>
-          </w:p>
-        </w:tc>
-        <w:tc>
-          <w:tcPr/>
-          <w:p>
-            <w:pPr>
-              <w:pStyle w:val="Compact"/>
-            </w:pPr>
-            <w:r>
-              <w:t xml:space="preserve">2026-10-21</w:t>
+              <w:t xml:space="preserve">296</w:t>
+            </w:r>
+          </w:p>
+        </w:tc>
+        <w:tc>
+          <w:tcPr/>
+          <w:p>
+            <w:pPr>
+              <w:pStyle w:val="Compact"/>
+            </w:pPr>
+            <w:r>
+              <w:t xml:space="preserve">2026-10-24</w:t>
             </w:r>
           </w:p>
         </w:tc>
@@ -604,7 +731,7 @@
             <w:pPr>
               <w:pStyle w:val="Compact"/>
             </w:pPr>
-            <w:hyperlink r:id="rId23">
+            <w:hyperlink r:id="rId12">
               <w:r>
                 <w:rPr>
                   <w:rStyle w:val="Hyperlink"/>
@@ -632,18 +759,18 @@
               <w:pStyle w:val="Compact"/>
             </w:pPr>
             <w:r>
-              <w:t xml:space="preserve">86</w:t>
-            </w:r>
-          </w:p>
-        </w:tc>
-        <w:tc>
-          <w:tcPr/>
-          <w:p>
-            <w:pPr>
-              <w:pStyle w:val="Compact"/>
-            </w:pPr>
-            <w:r>
-              <w:t xml:space="preserve">2026-10-21</w:t>
+              <w:t xml:space="preserve">151</w:t>
+            </w:r>
+          </w:p>
+        </w:tc>
+        <w:tc>
+          <w:tcPr/>
+          <w:p>
+            <w:pPr>
+              <w:pStyle w:val="Compact"/>
+            </w:pPr>
+            <w:r>
+              <w:t xml:space="preserve">2026-10-24</w:t>
             </w:r>
           </w:p>
         </w:tc>
@@ -666,7 +793,7 @@
             <w:pPr>
               <w:pStyle w:val="Compact"/>
             </w:pPr>
-            <w:hyperlink r:id="rId24">
+            <w:hyperlink r:id="rId13">
               <w:r>
                 <w:rPr>
                   <w:rStyle w:val="Hyperlink"/>
@@ -694,18 +821,18 @@
               <w:pStyle w:val="Compact"/>
             </w:pPr>
             <w:r>
-              <w:t xml:space="preserve">21</w:t>
-            </w:r>
-          </w:p>
-        </w:tc>
-        <w:tc>
-          <w:tcPr/>
-          <w:p>
-            <w:pPr>
-              <w:pStyle w:val="Compact"/>
-            </w:pPr>
-            <w:r>
-              <w:t xml:space="preserve">2026-10-21</w:t>
+              <w:t xml:space="preserve">42</w:t>
+            </w:r>
+          </w:p>
+        </w:tc>
+        <w:tc>
+          <w:tcPr/>
+          <w:p>
+            <w:pPr>
+              <w:pStyle w:val="Compact"/>
+            </w:pPr>
+            <w:r>
+              <w:t xml:space="preserve">2026-10-24</w:t>
             </w:r>
           </w:p>
         </w:tc>
@@ -728,7 +855,7 @@
             <w:pPr>
               <w:pStyle w:val="Compact"/>
             </w:pPr>
-            <w:hyperlink r:id="rId25">
+            <w:hyperlink r:id="rId14">
               <w:r>
                 <w:rPr>
                   <w:rStyle w:val="Hyperlink"/>
@@ -756,18 +883,18 @@
               <w:pStyle w:val="Compact"/>
             </w:pPr>
             <w:r>
-              <w:t xml:space="preserve">63</w:t>
-            </w:r>
-          </w:p>
-        </w:tc>
-        <w:tc>
-          <w:tcPr/>
-          <w:p>
-            <w:pPr>
-              <w:pStyle w:val="Compact"/>
-            </w:pPr>
-            <w:r>
-              <w:t xml:space="preserve">2026-10-21</w:t>
+              <w:t xml:space="preserve">100</w:t>
+            </w:r>
+          </w:p>
+        </w:tc>
+        <w:tc>
+          <w:tcPr/>
+          <w:p>
+            <w:pPr>
+              <w:pStyle w:val="Compact"/>
+            </w:pPr>
+            <w:r>
+              <w:t xml:space="preserve">2026-10-24</w:t>
             </w:r>
           </w:p>
         </w:tc>
@@ -790,7 +917,7 @@
             <w:pPr>
               <w:pStyle w:val="Compact"/>
             </w:pPr>
-            <w:hyperlink r:id="rId26">
+            <w:hyperlink r:id="rId15">
               <w:r>
                 <w:rPr>
                   <w:rStyle w:val="Hyperlink"/>
@@ -818,18 +945,18 @@
               <w:pStyle w:val="Compact"/>
             </w:pPr>
             <w:r>
-              <w:t xml:space="preserve">22</w:t>
-            </w:r>
-          </w:p>
-        </w:tc>
-        <w:tc>
-          <w:tcPr/>
-          <w:p>
-            <w:pPr>
-              <w:pStyle w:val="Compact"/>
-            </w:pPr>
-            <w:r>
-              <w:t xml:space="preserve">2026-10-19</w:t>
+              <w:t xml:space="preserve">41</w:t>
+            </w:r>
+          </w:p>
+        </w:tc>
+        <w:tc>
+          <w:tcPr/>
+          <w:p>
+            <w:pPr>
+              <w:pStyle w:val="Compact"/>
+            </w:pPr>
+            <w:r>
+              <w:t xml:space="preserve">2026-10-24</w:t>
             </w:r>
           </w:p>
         </w:tc>
@@ -852,7 +979,7 @@
             <w:pPr>
               <w:pStyle w:val="Compact"/>
             </w:pPr>
-            <w:hyperlink r:id="rId27">
+            <w:hyperlink r:id="rId16">
               <w:r>
                 <w:rPr>
                   <w:rStyle w:val="Hyperlink"/>
@@ -880,18 +1007,18 @@
               <w:pStyle w:val="Compact"/>
             </w:pPr>
             <w:r>
-              <w:t xml:space="preserve">61</w:t>
-            </w:r>
-          </w:p>
-        </w:tc>
-        <w:tc>
-          <w:tcPr/>
-          <w:p>
-            <w:pPr>
-              <w:pStyle w:val="Compact"/>
-            </w:pPr>
-            <w:r>
-              <w:t xml:space="preserve">2026-10-21</w:t>
+              <w:t xml:space="preserve">102</w:t>
+            </w:r>
+          </w:p>
+        </w:tc>
+        <w:tc>
+          <w:tcPr/>
+          <w:p>
+            <w:pPr>
+              <w:pStyle w:val="Compact"/>
+            </w:pPr>
+            <w:r>
+              <w:t xml:space="preserve">2026-10-24</w:t>
             </w:r>
           </w:p>
         </w:tc>
@@ -914,7 +1041,7 @@
             <w:pPr>
               <w:pStyle w:val="Compact"/>
             </w:pPr>
-            <w:hyperlink r:id="rId28">
+            <w:hyperlink r:id="rId17">
               <w:r>
                 <w:rPr>
                   <w:rStyle w:val="Hyperlink"/>
@@ -942,18 +1069,18 @@
               <w:pStyle w:val="Compact"/>
             </w:pPr>
             <w:r>
-              <w:t xml:space="preserve">50</w:t>
-            </w:r>
-          </w:p>
-        </w:tc>
-        <w:tc>
-          <w:tcPr/>
-          <w:p>
-            <w:pPr>
-              <w:pStyle w:val="Compact"/>
-            </w:pPr>
-            <w:r>
-              <w:t xml:space="preserve">2026-10-21</w:t>
+              <w:t xml:space="preserve">93</w:t>
+            </w:r>
+          </w:p>
+        </w:tc>
+        <w:tc>
+          <w:tcPr/>
+          <w:p>
+            <w:pPr>
+              <w:pStyle w:val="Compact"/>
+            </w:pPr>
+            <w:r>
+              <w:t xml:space="preserve">2026-10-24</w:t>
             </w:r>
           </w:p>
         </w:tc>
@@ -976,7 +1103,7 @@
             <w:pPr>
               <w:pStyle w:val="Compact"/>
             </w:pPr>
-            <w:hyperlink r:id="rId29">
+            <w:hyperlink r:id="rId18">
               <w:r>
                 <w:rPr>
                   <w:rStyle w:val="Hyperlink"/>
@@ -1004,18 +1131,18 @@
               <w:pStyle w:val="Compact"/>
             </w:pPr>
             <w:r>
-              <w:t xml:space="preserve">49</w:t>
-            </w:r>
-          </w:p>
-        </w:tc>
-        <w:tc>
-          <w:tcPr/>
-          <w:p>
-            <w:pPr>
-              <w:pStyle w:val="Compact"/>
-            </w:pPr>
-            <w:r>
-              <w:t xml:space="preserve">2026-10-21</w:t>
+              <w:t xml:space="preserve">85</w:t>
+            </w:r>
+          </w:p>
+        </w:tc>
+        <w:tc>
+          <w:tcPr/>
+          <w:p>
+            <w:pPr>
+              <w:pStyle w:val="Compact"/>
+            </w:pPr>
+            <w:r>
+              <w:t xml:space="preserve">2026-10-24</w:t>
             </w:r>
           </w:p>
         </w:tc>
@@ -1038,7 +1165,7 @@
             <w:pPr>
               <w:pStyle w:val="Compact"/>
             </w:pPr>
-            <w:hyperlink r:id="rId30">
+            <w:hyperlink r:id="rId19">
               <w:r>
                 <w:rPr>
                   <w:rStyle w:val="Hyperlink"/>
@@ -1066,18 +1193,18 @@
               <w:pStyle w:val="Compact"/>
             </w:pPr>
             <w:r>
-              <w:t xml:space="preserve">42</w:t>
-            </w:r>
-          </w:p>
-        </w:tc>
-        <w:tc>
-          <w:tcPr/>
-          <w:p>
-            <w:pPr>
-              <w:pStyle w:val="Compact"/>
-            </w:pPr>
-            <w:r>
-              <w:t xml:space="preserve">2026-10-21</w:t>
+              <w:t xml:space="preserve">65</w:t>
+            </w:r>
+          </w:p>
+        </w:tc>
+        <w:tc>
+          <w:tcPr/>
+          <w:p>
+            <w:pPr>
+              <w:pStyle w:val="Compact"/>
+            </w:pPr>
+            <w:r>
+              <w:t xml:space="preserve">2026-10-24</w:t>
             </w:r>
           </w:p>
         </w:tc>
@@ -1384,8 +1511,8 @@
         <w:t xml:space="preserve">; incluye pruebas y comentarios.</w:t>
       </w:r>
     </w:p>
-    <w:bookmarkEnd w:id="31"/>
-    <w:bookmarkStart w:id="35" w:name="X7c6b53ca0b7907277a297e399d68ce5dd24c8da"/>
+    <w:bookmarkEnd w:id="20"/>
+    <w:bookmarkStart w:id="24" w:name="X7c6b53ca0b7907277a297e399d68ce5dd24c8da"/>
     <w:p>
       <w:pPr>
         <w:pStyle w:val="Heading2"/>
@@ -1426,7 +1553,7 @@
         <w:t xml:space="preserve">.</w:t>
       </w:r>
     </w:p>
-    <w:bookmarkStart w:id="32" w:name="X482deabaa092faef1f13bab7b191e57340b4e5b"/>
+    <w:bookmarkStart w:id="21" w:name="X482deabaa092faef1f13bab7b191e57340b4e5b"/>
     <w:p>
       <w:pPr>
         <w:pStyle w:val="Heading3"/>
@@ -2337,8 +2464,8 @@
         </w:tc>
       </w:tr>
     </w:tbl>
-    <w:bookmarkEnd w:id="32"/>
-    <w:bookmarkStart w:id="33" w:name="Xd3d37e2d1a716c76aa519d3cf06d126d1dd3678"/>
+    <w:bookmarkEnd w:id="21"/>
+    <w:bookmarkStart w:id="22" w:name="Xd3d37e2d1a716c76aa519d3cf06d126d1dd3678"/>
     <w:p>
       <w:pPr>
         <w:pStyle w:val="Heading3"/>
@@ -2771,8 +2898,8 @@
         </w:tc>
       </w:tr>
     </w:tbl>
-    <w:bookmarkEnd w:id="33"/>
-    <w:bookmarkStart w:id="34" w:name="X201367b02d5a855005742b8831d75f3192abdaa"/>
+    <w:bookmarkEnd w:id="22"/>
+    <w:bookmarkStart w:id="23" w:name="X201367b02d5a855005742b8831d75f3192abdaa"/>
     <w:p>
       <w:pPr>
         <w:pStyle w:val="Heading3"/>
@@ -2786,7 +2913,19 @@
         <w:pStyle w:val="FirstParagraph"/>
       </w:pPr>
       <w:r>
-        <w:t xml:space="preserve">Requisitos: Node.js 24 o una versión compatible con Angular 21, y npm 11 (</w:t>
+        <w:t xml:space="preserve">Requisitos: Node.js 22 LTS (la versión del CI y de la imagen Docker de la web,</w:t>
+      </w:r>
+      <w:r>
+        <w:t xml:space="preserve"> </w:t>
+      </w:r>
+      <w:r>
+        <w:rPr>
+          <w:rStyle w:val="VerbatimChar"/>
+        </w:rPr>
+        <w:t xml:space="preserve">node:22-alpine</w:t>
+      </w:r>
+      <w:r>
+        <w:t xml:space="preserve">), y npm 11 (</w:t>
       </w:r>
       <w:r>
         <w:rPr>
@@ -3005,9 +3144,9 @@
         <w:t xml:space="preserve">Según el SRS v7 (RNF-008), la web debe funcionar en las versiones vigentes de Chrome, Firefox y Edge y ser usable desde 360 px de ancho.</w:t>
       </w:r>
     </w:p>
-    <w:bookmarkEnd w:id="34"/>
-    <w:bookmarkEnd w:id="35"/>
-    <w:bookmarkStart w:id="40" w:name="Xa61b9ec4ec3dacb449b41bfbb9a983957d91bf3"/>
+    <w:bookmarkEnd w:id="23"/>
+    <w:bookmarkEnd w:id="24"/>
+    <w:bookmarkStart w:id="29" w:name="Xa61b9ec4ec3dacb449b41bfbb9a983957d91bf3"/>
     <w:p>
       <w:pPr>
         <w:pStyle w:val="Heading2"/>
@@ -3033,7 +3172,7 @@
         <w:t xml:space="preserve">) se usa solo para desarrollo y pruebas. Habla solo con el gateway y descubre sola la IP del computador que corre Expo, así que no hace falta configurar nada en una red local.</w:t>
       </w:r>
     </w:p>
-    <w:bookmarkStart w:id="36" w:name="X3dc2209d8f6f3d01123456d6710bde2d18d6ce4"/>
+    <w:bookmarkStart w:id="25" w:name="X3dc2209d8f6f3d01123456d6710bde2d18d6ce4"/>
     <w:p>
       <w:pPr>
         <w:pStyle w:val="Heading3"/>
@@ -3660,8 +3799,8 @@
         </w:tc>
       </w:tr>
     </w:tbl>
-    <w:bookmarkEnd w:id="36"/>
-    <w:bookmarkStart w:id="37" w:name="X228a03a7dc997707c7845c4a64ef090fcb011e7"/>
+    <w:bookmarkEnd w:id="25"/>
+    <w:bookmarkStart w:id="26" w:name="X228a03a7dc997707c7845c4a64ef090fcb011e7"/>
     <w:p>
       <w:pPr>
         <w:pStyle w:val="Heading3"/>
@@ -4221,8 +4360,8 @@
         </w:tc>
       </w:tr>
     </w:tbl>
-    <w:bookmarkEnd w:id="37"/>
-    <w:bookmarkStart w:id="38" w:name="X71055d947d8ce96db8a0d0d5123cc10c1e4fb05"/>
+    <w:bookmarkEnd w:id="26"/>
+    <w:bookmarkStart w:id="27" w:name="X71055d947d8ce96db8a0d0d5123cc10c1e4fb05"/>
     <w:p>
       <w:pPr>
         <w:pStyle w:val="Heading3"/>
@@ -4373,8 +4512,8 @@
         <w:t xml:space="preserve">no se sube al repositorio. El celular y el computador deben estar en la misma red wifi y el firewall debe permitir el puerto 8080.</w:t>
       </w:r>
     </w:p>
-    <w:bookmarkEnd w:id="38"/>
-    <w:bookmarkStart w:id="39" w:name="X15a9764ab66bd5044f1632c2d18058881f140aa"/>
+    <w:bookmarkEnd w:id="27"/>
+    <w:bookmarkStart w:id="28" w:name="X15a9764ab66bd5044f1632c2d18058881f140aa"/>
     <w:p>
       <w:pPr>
         <w:pStyle w:val="Heading3"/>
@@ -4585,9 +4724,9 @@
         <w:t xml:space="preserve">publican un APK nuevo en el servidor o una actualización por internet (ver el Documento de Despliegue, carpeta 07).</w:t>
       </w:r>
     </w:p>
-    <w:bookmarkEnd w:id="39"/>
-    <w:bookmarkEnd w:id="40"/>
-    <w:bookmarkStart w:id="41" w:name="X4deb6281dc7caee960d358b75926b04aa9e255a"/>
+    <w:bookmarkEnd w:id="28"/>
+    <w:bookmarkEnd w:id="29"/>
+    <w:bookmarkStart w:id="30" w:name="X4deb6281dc7caee960d358b75926b04aa9e255a"/>
     <w:p>
       <w:pPr>
         <w:pStyle w:val="Heading2"/>
@@ -5216,7 +5355,7 @@
         <w:t xml:space="preserve"> </w:t>
       </w:r>
       <w:r>
-        <w:t xml:space="preserve">Las variables del 21 de octubre de 2026 no están en</w:t>
+        <w:t xml:space="preserve">Las variables del 21 de octubre de 2026 tienen valor por defecto, están comentadas en</w:t>
       </w:r>
       <w:r>
         <w:t xml:space="preserve"> </w:t>
@@ -5231,7 +5370,7 @@
         <w:t xml:space="preserve"> </w:t>
       </w:r>
       <w:r>
-        <w:t xml:space="preserve">ni en el compose porque tienen valor por defecto:</w:t>
+        <w:t xml:space="preserve">y el compose las pasa a los contenedores desde el 22 de octubre de 2026:</w:t>
       </w:r>
       <w:r>
         <w:t xml:space="preserve"> </w:t>
@@ -5330,6 +5469,18 @@
         <w:t xml:space="preserve">FOLLOW_UP_ENABLED</w:t>
       </w:r>
       <w:r>
+        <w:t xml:space="preserve">,</w:t>
+      </w:r>
+      <w:r>
+        <w:t xml:space="preserve"> </w:t>
+      </w:r>
+      <w:r>
+        <w:rPr>
+          <w:rStyle w:val="VerbatimChar"/>
+        </w:rPr>
+        <w:t xml:space="preserve">FOLLOW_UP_INTERVAL</w:t>
+      </w:r>
+      <w:r>
         <w:t xml:space="preserve"> </w:t>
       </w:r>
       <w:r>
@@ -5342,13 +5493,13 @@
         <w:rPr>
           <w:rStyle w:val="VerbatimChar"/>
         </w:rPr>
-        <w:t xml:space="preserve">FOLLOW_UP_INTERVAL</w:t>
-      </w:r>
-      <w:r>
-        <w:t xml:space="preserve"> </w:t>
-      </w:r>
-      <w:r>
-        <w:t xml:space="preserve">(seguimiento de las reservas que terminaron y nadie cerró, en operations-service: activo y cada 5 minutos; necesita</w:t>
+        <w:t xml:space="preserve">FOLLOW_UP_LOOK_BACK_DAYS</w:t>
+      </w:r>
+      <w:r>
+        <w:t xml:space="preserve"> </w:t>
+      </w:r>
+      <w:r>
+        <w:t xml:space="preserve">(seguimiento de las reservas que terminaron y nadie cerró, en operations-service: activo, cada 5 minutos y revisando los últimos 28 días; necesita</w:t>
       </w:r>
       <w:r>
         <w:t xml:space="preserve"> </w:t>
@@ -5360,22 +5511,214 @@
         <w:t xml:space="preserve">INTERNAL_API_KEY</w:t>
       </w:r>
       <w:r>
-        <w:t xml:space="preserve">). Solo cambian si el servicio se corre desde el IDE o si se agregan al</w:t>
-      </w:r>
-      <w:r>
-        <w:t xml:space="preserve"> </w:t>
-      </w:r>
-      <w:r>
-        <w:rPr>
-          <w:rStyle w:val="VerbatimChar"/>
-        </w:rPr>
-        <w:t xml:space="preserve">environment</w:t>
-      </w:r>
-      <w:r>
-        <w:t xml:space="preserve"> </w:t>
-      </w:r>
-      <w:r>
-        <w:t xml:space="preserve">del servicio en el compose.</w:t>
+        <w:t xml:space="preserve">). Se cambian en</w:t>
+      </w:r>
+      <w:r>
+        <w:t xml:space="preserve"> </w:t>
+      </w:r>
+      <w:r>
+        <w:rPr>
+          <w:rStyle w:val="VerbatimChar"/>
+        </w:rPr>
+        <w:t xml:space="preserve">.env</w:t>
+      </w:r>
+      <w:r>
+        <w:t xml:space="preserve">. Desde el 23 de octubre de 2026 también están</w:t>
+      </w:r>
+      <w:r>
+        <w:t xml:space="preserve"> </w:t>
+      </w:r>
+      <w:r>
+        <w:rPr>
+          <w:rStyle w:val="VerbatimChar"/>
+        </w:rPr>
+        <w:t xml:space="preserve">ALLOWED_EMAIL_DOMAINS</w:t>
+      </w:r>
+      <w:r>
+        <w:t xml:space="preserve"> </w:t>
+      </w:r>
+      <w:r>
+        <w:t xml:space="preserve">(dominios de correo, por defecto</w:t>
+      </w:r>
+      <w:r>
+        <w:t xml:space="preserve"> </w:t>
+      </w:r>
+      <w:r>
+        <w:rPr>
+          <w:rStyle w:val="VerbatimChar"/>
+        </w:rPr>
+        <w:t xml:space="preserve">gmail.com</w:t>
+      </w:r>
+      <w:r>
+        <w:t xml:space="preserve">) y</w:t>
+      </w:r>
+      <w:r>
+        <w:t xml:space="preserve"> </w:t>
+      </w:r>
+      <w:r>
+        <w:rPr>
+          <w:rStyle w:val="VerbatimChar"/>
+        </w:rPr>
+        <w:t xml:space="preserve">DEMO_ADMIN_PASSWORD</w:t>
+      </w:r>
+      <w:r>
+        <w:t xml:space="preserve">,</w:t>
+      </w:r>
+      <w:r>
+        <w:t xml:space="preserve"> </w:t>
+      </w:r>
+      <w:r>
+        <w:rPr>
+          <w:rStyle w:val="VerbatimChar"/>
+        </w:rPr>
+        <w:t xml:space="preserve">DEMO_OPERATOR_PASSWORD</w:t>
+      </w:r>
+      <w:r>
+        <w:t xml:space="preserve"> </w:t>
+      </w:r>
+      <w:r>
+        <w:t xml:space="preserve">y</w:t>
+      </w:r>
+      <w:r>
+        <w:t xml:space="preserve"> </w:t>
+      </w:r>
+      <w:r>
+        <w:rPr>
+          <w:rStyle w:val="VerbatimChar"/>
+        </w:rPr>
+        <w:t xml:space="preserve">DEMO_CLIENT_PASSWORD</w:t>
+      </w:r>
+      <w:r>
+        <w:t xml:space="preserve"> </w:t>
+      </w:r>
+      <w:r>
+        <w:t xml:space="preserve">(cuentas demo del perfil</w:t>
+      </w:r>
+      <w:r>
+        <w:t xml:space="preserve"> </w:t>
+      </w:r>
+      <w:r>
+        <w:rPr>
+          <w:rStyle w:val="VerbatimChar"/>
+        </w:rPr>
+        <w:t xml:space="preserve">dev</w:t>
+      </w:r>
+      <w:r>
+        <w:t xml:space="preserve">; vacía, la cuenta no se crea). Desde el 24 de octubre de 2026 customer-service recibe</w:t>
+      </w:r>
+      <w:r>
+        <w:t xml:space="preserve"> </w:t>
+      </w:r>
+      <w:r>
+        <w:rPr>
+          <w:rStyle w:val="VerbatimChar"/>
+        </w:rPr>
+        <w:t xml:space="preserve">BOOKING_SERVICE_URL</w:t>
+      </w:r>
+      <w:r>
+        <w:t xml:space="preserve"> </w:t>
+      </w:r>
+      <w:r>
+        <w:t xml:space="preserve">(</w:t>
+      </w:r>
+      <w:r>
+        <w:rPr>
+          <w:rStyle w:val="VerbatimChar"/>
+        </w:rPr>
+        <w:t xml:space="preserve">http://booking-service:3003</w:t>
+      </w:r>
+      <w:r>
+        <w:t xml:space="preserve">) e</w:t>
+      </w:r>
+      <w:r>
+        <w:t xml:space="preserve"> </w:t>
+      </w:r>
+      <w:r>
+        <w:rPr>
+          <w:rStyle w:val="VerbatimChar"/>
+        </w:rPr>
+        <w:t xml:space="preserve">INTERNAL_API_KEY</w:t>
+      </w:r>
+      <w:r>
+        <w:t xml:space="preserve">; el gateway tiene</w:t>
+      </w:r>
+      <w:r>
+        <w:t xml:space="preserve"> </w:t>
+      </w:r>
+      <w:r>
+        <w:rPr>
+          <w:rStyle w:val="VerbatimChar"/>
+        </w:rPr>
+        <w:t xml:space="preserve">AUTH_RATE_LIMIT_*</w:t>
+      </w:r>
+      <w:r>
+        <w:t xml:space="preserve">,</w:t>
+      </w:r>
+      <w:r>
+        <w:t xml:space="preserve"> </w:t>
+      </w:r>
+      <w:r>
+        <w:rPr>
+          <w:rStyle w:val="VerbatimChar"/>
+        </w:rPr>
+        <w:t xml:space="preserve">TRUSTED_PROXIES</w:t>
+      </w:r>
+      <w:r>
+        <w:t xml:space="preserve"> </w:t>
+      </w:r>
+      <w:r>
+        <w:t xml:space="preserve">y</w:t>
+      </w:r>
+      <w:r>
+        <w:t xml:space="preserve"> </w:t>
+      </w:r>
+      <w:r>
+        <w:rPr>
+          <w:rStyle w:val="VerbatimChar"/>
+        </w:rPr>
+        <w:t xml:space="preserve">ROUTE_CONNECT_TIMEOUT</w:t>
+      </w:r>
+      <w:r>
+        <w:t xml:space="preserve">/</w:t>
+      </w:r>
+      <w:r>
+        <w:rPr>
+          <w:rStyle w:val="VerbatimChar"/>
+        </w:rPr>
+        <w:t xml:space="preserve">ROUTE_READ_TIMEOUT</w:t>
+      </w:r>
+      <w:r>
+        <w:t xml:space="preserve">, y operations-service</w:t>
+      </w:r>
+      <w:r>
+        <w:t xml:space="preserve"> </w:t>
+      </w:r>
+      <w:r>
+        <w:rPr>
+          <w:rStyle w:val="VerbatimChar"/>
+        </w:rPr>
+        <w:t xml:space="preserve">START_LATE_LIMIT</w:t>
+      </w:r>
+      <w:r>
+        <w:t xml:space="preserve"> </w:t>
+      </w:r>
+      <w:r>
+        <w:t xml:space="preserve">(4 h), con valor por defecto y todavía fuera del compose; y</w:t>
+      </w:r>
+      <w:r>
+        <w:t xml:space="preserve"> </w:t>
+      </w:r>
+      <w:r>
+        <w:rPr>
+          <w:rStyle w:val="VerbatimChar"/>
+        </w:rPr>
+        <w:t xml:space="preserve">BOOKING_EXPIRY_CHECK_*</w:t>
+      </w:r>
+      <w:r>
+        <w:t xml:space="preserve"> </w:t>
+      </w:r>
+      <w:r>
+        <w:t xml:space="preserve">ya no tienen efecto.</w:t>
       </w:r>
     </w:p>
     <w:p>
@@ -5816,11 +6159,62 @@
         <w:t xml:space="preserve">.env</w:t>
       </w:r>
       <w:r>
-        <w:t xml:space="preserve">.</w:t>
+        <w:t xml:space="preserve">. Desde el 24 de octubre de 2026</w:t>
+      </w:r>
+      <w:r>
+        <w:t xml:space="preserve"> </w:t>
+      </w:r>
+      <w:r>
+        <w:rPr>
+          <w:rStyle w:val="VerbatimChar"/>
+        </w:rPr>
+        <w:t xml:space="preserve">e2e/remote</w:t>
+      </w:r>
+      <w:r>
+        <w:t xml:space="preserve"> </w:t>
+      </w:r>
+      <w:r>
+        <w:t xml:space="preserve">tiene además una batería de 44 casos que se corre contra el servidor público por la API (</w:t>
+      </w:r>
+      <w:r>
+        <w:rPr>
+          <w:rStyle w:val="VerbatimChar"/>
+        </w:rPr>
+        <w:t xml:space="preserve">node e2e/remote/run.js</w:t>
+      </w:r>
+      <w:r>
+        <w:t xml:space="preserve"> </w:t>
+      </w:r>
+      <w:r>
+        <w:t xml:space="preserve">o el flujo</w:t>
+      </w:r>
+      <w:r>
+        <w:t xml:space="preserve"> </w:t>
+      </w:r>
+      <w:r>
+        <w:rPr>
+          <w:rStyle w:val="VerbatimChar"/>
+        </w:rPr>
+        <w:t xml:space="preserve">e2e.yml</w:t>
+      </w:r>
+      <w:r>
+        <w:t xml:space="preserve">, a mano), con cuentas de prueba en variables</w:t>
+      </w:r>
+      <w:r>
+        <w:t xml:space="preserve"> </w:t>
+      </w:r>
+      <w:r>
+        <w:rPr>
+          <w:rStyle w:val="VerbatimChar"/>
+        </w:rPr>
+        <w:t xml:space="preserve">E2E_*</w:t>
+      </w:r>
+      <w:r>
+        <w:t xml:space="preserve">; todavía no se ha corrido contra Azure.</w:t>
       </w:r>
     </w:p>
-    <w:bookmarkEnd w:id="41"/>
-    <w:bookmarkStart w:id="47" w:name="referencias"/>
+    <w:bookmarkEnd w:id="30"/>
+    <w:bookmarkStart w:id="36" w:name="referencias"/>
     <w:p>
       <w:pPr>
         <w:pStyle w:val="Heading2"/>
@@ -5852,7 +6246,7 @@
       <w:r>
         <w:t xml:space="preserve"> </w:t>
       </w:r>
-      <w:hyperlink r:id="rId42">
+      <w:hyperlink r:id="rId31">
         <w:r>
           <w:rPr>
             <w:rStyle w:val="Hyperlink"/>
@@ -5884,7 +6278,7 @@
       <w:r>
         <w:t xml:space="preserve"> </w:t>
       </w:r>
-      <w:hyperlink r:id="rId43">
+      <w:hyperlink r:id="rId32">
         <w:r>
           <w:rPr>
             <w:rStyle w:val="Hyperlink"/>
@@ -5916,7 +6310,7 @@
       <w:r>
         <w:t xml:space="preserve"> </w:t>
       </w:r>
-      <w:hyperlink r:id="rId44">
+      <w:hyperlink r:id="rId33">
         <w:r>
           <w:rPr>
             <w:rStyle w:val="Hyperlink"/>
@@ -5948,7 +6342,7 @@
       <w:r>
         <w:t xml:space="preserve"> </w:t>
       </w:r>
-      <w:hyperlink r:id="rId45">
+      <w:hyperlink r:id="rId34">
         <w:r>
           <w:rPr>
             <w:rStyle w:val="Hyperlink"/>
@@ -5980,7 +6374,7 @@
       <w:r>
         <w:t xml:space="preserve"> </w:t>
       </w:r>
-      <w:hyperlink r:id="rId46">
+      <w:hyperlink r:id="rId35">
         <w:r>
           <w:rPr>
             <w:rStyle w:val="Hyperlink"/>
@@ -5989,8 +6383,8 @@
         </w:r>
       </w:hyperlink>
     </w:p>
-    <w:bookmarkEnd w:id="47"/>
-    <w:bookmarkEnd w:id="48"/>
+    <w:bookmarkEnd w:id="36"/>
+    <w:bookmarkEnd w:id="37"/>
     <w:sectPr>
       <w:footnotePr>
         <w:numRestart w:val="eachSect"/>

--- a/05_ARTEFACTOS_DE_CODIGO/ES/WORD/05_Artefactos_De_Codigo.docx
+++ b/05_ARTEFACTOS_DE_CODIGO/ES/WORD/05_Artefactos_De_Codigo.docx
@@ -268,7 +268,7 @@
               <w:pStyle w:val="Compact"/>
             </w:pPr>
             <w:r>
-              <w:t xml:space="preserve">24 de octubre de 2026</w:t>
+              <w:t xml:space="preserve">27 de octubre de 2026</w:t>
             </w:r>
           </w:p>
         </w:tc>
@@ -430,7 +430,37 @@
         <w:t xml:space="preserve"> </w:t>
       </w:r>
       <w:r>
-        <w:t xml:space="preserve">en la web, la app móvil, payment-service e infra, y el servidor público corre</w:t>
+        <w:t xml:space="preserve">en la web, la app móvil, payment-service e infra, y el 27 de octubre</w:t>
+      </w:r>
+      <w:r>
+        <w:t xml:space="preserve"> </w:t>
+      </w:r>
+      <w:r>
+        <w:rPr>
+          <w:rStyle w:val="VerbatimChar"/>
+        </w:rPr>
+        <w:t xml:space="preserve">v1.1.1</w:t>
+      </w:r>
+      <w:r>
+        <w:t xml:space="preserve"> </w:t>
+      </w:r>
+      <w:r>
+        <w:t xml:space="preserve">en customer-service y booking-service y</w:t>
+      </w:r>
+      <w:r>
+        <w:t xml:space="preserve"> </w:t>
+      </w:r>
+      <w:r>
+        <w:rPr>
+          <w:rStyle w:val="VerbatimChar"/>
+        </w:rPr>
+        <w:t xml:space="preserve">v1.1.2</w:t>
+      </w:r>
+      <w:r>
+        <w:t xml:space="preserve"> </w:t>
+      </w:r>
+      <w:r>
+        <w:t xml:space="preserve">en la web, payment-service, infra y la app móvil (esta última solo con un texto corregido, que llega a los celulares por internet).</w:t>
       </w:r>
       <w:r>
         <w:t xml:space="preserve"> </w:t>
@@ -442,7 +472,53 @@
         <w:t xml:space="preserve">main</w:t>
       </w:r>
       <w:r>
-        <w:t xml:space="preserve">. La imagen de la web publicada corre nginx sin</w:t>
+        <w:t xml:space="preserve"> </w:t>
+      </w:r>
+      <w:r>
+        <w:t xml:space="preserve">está protegida en los 10 repositorios desde</w:t>
+      </w:r>
+      <w:r>
+        <w:t xml:space="preserve"> </w:t>
+      </w:r>
+      <w:r>
+        <w:rPr>
+          <w:rStyle w:val="VerbatimChar"/>
+        </w:rPr>
+        <w:t xml:space="preserve">v1.0.0</w:t>
+      </w:r>
+      <w:r>
+        <w:t xml:space="preserve"> </w:t>
+      </w:r>
+      <w:r>
+        <w:t xml:space="preserve">(solo recibe cambios por</w:t>
+      </w:r>
+      <w:r>
+        <w:t xml:space="preserve"> </w:t>
+      </w:r>
+      <w:r>
+        <w:rPr>
+          <w:i/>
+          <w:iCs/>
+        </w:rPr>
+        <w:t xml:space="preserve">pull request</w:t>
+      </w:r>
+      <w:r>
+        <w:t xml:space="preserve"> </w:t>
+      </w:r>
+      <w:r>
+        <w:t xml:space="preserve">con una aprobación y el CI en verde) y el servidor público corre</w:t>
+      </w:r>
+      <w:r>
+        <w:t xml:space="preserve"> </w:t>
+      </w:r>
+      <w:r>
+        <w:rPr>
+          <w:rStyle w:val="VerbatimChar"/>
+        </w:rPr>
+        <w:t xml:space="preserve">main</w:t>
+      </w:r>
+      <w:r>
+        <w:t xml:space="preserve">, que el despliegue continuo actualiza con cada fusión. La imagen de la web publicada corre nginx sin</w:t>
       </w:r>
       <w:r>
         <w:t xml:space="preserve"> </w:t>
@@ -1212,7 +1288,85 @@
     </w:tbl>
     <w:p>
       <w:pPr>
-        <w:pStyle w:val="BodyText"/>
+        <w:pStyle w:val="BlockText"/>
+      </w:pPr>
+      <w:r>
+        <w:rPr>
+          <w:i/>
+          <w:iCs/>
+        </w:rPr>
+        <w:t xml:space="preserve">Nota.</w:t>
+      </w:r>
+      <w:r>
+        <w:t xml:space="preserve"> </w:t>
+      </w:r>
+      <w:r>
+        <w:t xml:space="preserve">Los commits y las fechas son los del corte del 24 de octubre de 2026 y no se volvieron a contar. Las versiones vigentes en</w:t>
+      </w:r>
+      <w:r>
+        <w:t xml:space="preserve"> </w:t>
+      </w:r>
+      <w:r>
+        <w:rPr>
+          <w:rStyle w:val="VerbatimChar"/>
+        </w:rPr>
+        <w:t xml:space="preserve">main</w:t>
+      </w:r>
+      <w:r>
+        <w:t xml:space="preserve"> </w:t>
+      </w:r>
+      <w:r>
+        <w:t xml:space="preserve">son las del 27 de octubre de 2026:</w:t>
+      </w:r>
+      <w:r>
+        <w:t xml:space="preserve"> </w:t>
+      </w:r>
+      <w:r>
+        <w:rPr>
+          <w:rStyle w:val="VerbatimChar"/>
+        </w:rPr>
+        <w:t xml:space="preserve">v1.1.0</w:t>
+      </w:r>
+      <w:r>
+        <w:t xml:space="preserve"> </w:t>
+      </w:r>
+      <w:r>
+        <w:t xml:space="preserve">en el API Gateway, security-service, operations-service y notification-service;</w:t>
+      </w:r>
+      <w:r>
+        <w:t xml:space="preserve"> </w:t>
+      </w:r>
+      <w:r>
+        <w:rPr>
+          <w:rStyle w:val="VerbatimChar"/>
+        </w:rPr>
+        <w:t xml:space="preserve">v1.1.1</w:t>
+      </w:r>
+      <w:r>
+        <w:t xml:space="preserve"> </w:t>
+      </w:r>
+      <w:r>
+        <w:t xml:space="preserve">en customer-service y booking-service, y</w:t>
+      </w:r>
+      <w:r>
+        <w:t xml:space="preserve"> </w:t>
+      </w:r>
+      <w:r>
+        <w:rPr>
+          <w:rStyle w:val="VerbatimChar"/>
+        </w:rPr>
+        <w:t xml:space="preserve">v1.1.2</w:t>
+      </w:r>
+      <w:r>
+        <w:t xml:space="preserve"> </w:t>
+      </w:r>
+      <w:r>
+        <w:t xml:space="preserve">en la web, la app móvil, payment-service e infra.</w:t>
+      </w:r>
+    </w:p>
+    <w:p>
+      <w:pPr>
+        <w:pStyle w:val="FirstParagraph"/>
       </w:pPr>
       <w:r>
         <w:rPr>
@@ -5339,6 +5493,111 @@
           </w:p>
         </w:tc>
       </w:tr>
+      <w:tr>
+        <w:tc>
+          <w:tcPr/>
+          <w:p>
+            <w:pPr>
+              <w:pStyle w:val="Compact"/>
+            </w:pPr>
+            <w:r>
+              <w:t xml:space="preserve">Pago al reservar (booking-service)</w:t>
+            </w:r>
+          </w:p>
+        </w:tc>
+        <w:tc>
+          <w:tcPr/>
+          <w:p>
+            <w:pPr>
+              <w:pStyle w:val="Compact"/>
+            </w:pPr>
+            <w:r>
+              <w:rPr>
+                <w:rStyle w:val="VerbatimChar"/>
+              </w:rPr>
+              <w:t xml:space="preserve">BOOKING_CASH_ACTIVE_LIMIT</w:t>
+            </w:r>
+            <w:r>
+              <w:t xml:space="preserve"> </w:t>
+            </w:r>
+            <w:r>
+              <w:t xml:space="preserve">(reservas activas en efectivo por cliente, 1),</w:t>
+            </w:r>
+            <w:r>
+              <w:t xml:space="preserve"> </w:t>
+            </w:r>
+            <w:r>
+              <w:rPr>
+                <w:rStyle w:val="VerbatimChar"/>
+              </w:rPr>
+              <w:t xml:space="preserve">BOOKING_PAYMENT_WINDOW</w:t>
+            </w:r>
+            <w:r>
+              <w:t xml:space="preserve"> </w:t>
+            </w:r>
+            <w:r>
+              <w:t xml:space="preserve">(plazo para subir el comprobante de una reserva digital, 30m),</w:t>
+            </w:r>
+            <w:r>
+              <w:t xml:space="preserve"> </w:t>
+            </w:r>
+            <w:r>
+              <w:rPr>
+                <w:rStyle w:val="VerbatimChar"/>
+              </w:rPr>
+              <w:t xml:space="preserve">BOOKING_PAYMENT_EXPIRY_ENABLED</w:t>
+            </w:r>
+            <w:r>
+              <w:t xml:space="preserve"> </w:t>
+            </w:r>
+            <w:r>
+              <w:t xml:space="preserve">y</w:t>
+            </w:r>
+            <w:r>
+              <w:t xml:space="preserve"> </w:t>
+            </w:r>
+            <w:r>
+              <w:rPr>
+                <w:rStyle w:val="VerbatimChar"/>
+              </w:rPr>
+              <w:t xml:space="preserve">BOOKING_PAYMENT_EXPIRY_INTERVAL</w:t>
+            </w:r>
+            <w:r>
+              <w:t xml:space="preserve"> </w:t>
+            </w:r>
+            <w:r>
+              <w:t xml:space="preserve">(cancelación con</w:t>
+            </w:r>
+            <w:r>
+              <w:t xml:space="preserve"> </w:t>
+            </w:r>
+            <w:r>
+              <w:rPr>
+                <w:rStyle w:val="VerbatimChar"/>
+              </w:rPr>
+              <w:t xml:space="preserve">PAYMENT_TIMEOUT</w:t>
+            </w:r>
+            <w:r>
+              <w:t xml:space="preserve"> </w:t>
+            </w:r>
+            <w:r>
+              <w:t xml:space="preserve">de las reservas digitales vencidas: activa y cada 60s); comentadas en</w:t>
+            </w:r>
+            <w:r>
+              <w:t xml:space="preserve"> </w:t>
+            </w:r>
+            <w:r>
+              <w:rPr>
+                <w:rStyle w:val="VerbatimChar"/>
+              </w:rPr>
+              <w:t xml:space="preserve">.env.example</w:t>
+            </w:r>
+            <w:r>
+              <w:t xml:space="preserve">, con valor por defecto</w:t>
+            </w:r>
+          </w:p>
+        </w:tc>
+      </w:tr>
     </w:tbl>
     <w:p>
       <w:pPr>
@@ -6210,7 +6469,16 @@
         <w:t xml:space="preserve">E2E_*</w:t>
       </w:r>
       <w:r>
-        <w:t xml:space="preserve">; todavía no se ha corrido contra Azure.</w:t>
+        <w:t xml:space="preserve">; todavía no se ha corrido contra Azure. La corrida local de las 19 pruebas de punta a punta del 27 de octubre de 2026 pasó 19 de 19, después de ajustar la suite para que envíe el modo de pago (</w:t>
+      </w:r>
+      <w:r>
+        <w:rPr>
+          <w:rStyle w:val="VerbatimChar"/>
+        </w:rPr>
+        <w:t xml:space="preserve">paymentMode</w:t>
+      </w:r>
+      <w:r>
+        <w:t xml:space="preserve">) al reservar.</w:t>
       </w:r>
     </w:p>
     <w:bookmarkEnd w:id="30"/>
